--- a/chapters/exports/07-resilience.docx
+++ b/chapters/exports/07-resilience.docx
@@ -23,9 +23,6 @@
         <w:pStyle w:val="Heading2"/>
       </w:pPr>
       <w:r>
-        <w:t xml:space="preserve">1.1	</w:t>
-      </w:r>
-      <w:r>
         <w:t xml:space="preserve">Wildfire</w:t>
       </w:r>
     </w:p>
@@ -54,7 +51,7 @@
         <w:t xml:space="preserve">Figure </w:t>
       </w:r>
       <w:r>
-        <w:t xml:space="preserve">1.1</w:t>
+        <w:t xml:space="preserve">1</w:t>
       </w:r>
       <w:r>
         <w:t xml:space="preserve">).</w:t>
@@ -121,7 +118,7 @@
           <w:b/>
           <w:bCs/>
         </w:rPr>
-        <w:t xml:space="preserve">1.1</w:t>
+        <w:t xml:space="preserve">1</w:t>
       </w:r>
       <w:r>
         <w:rPr>
@@ -165,9 +162,6 @@
         <w:pStyle w:val="Heading2"/>
       </w:pPr>
       <w:r>
-        <w:t xml:space="preserve">1.2	</w:t>
-      </w:r>
-      <w:r>
         <w:t xml:space="preserve">Disparities</w:t>
       </w:r>
     </w:p>
@@ -193,7 +187,7 @@
         <w:t xml:space="preserve">Figure </w:t>
       </w:r>
       <w:r>
-        <w:t xml:space="preserve">1.2</w:t>
+        <w:t xml:space="preserve">2</w:t>
       </w:r>
       <w:r>
         <w:t xml:space="preserve">). This result could be due to the lack of investment and resources in those areas or the repeated fires that have changed the communities over time.</w:t>
@@ -260,7 +254,7 @@
           <w:b/>
           <w:bCs/>
         </w:rPr>
-        <w:t xml:space="preserve">1.2</w:t>
+        <w:t xml:space="preserve">2</w:t>
       </w:r>
       <w:r>
         <w:rPr>
@@ -320,9 +314,6 @@
         <w:pStyle w:val="Heading2"/>
       </w:pPr>
       <w:r>
-        <w:t xml:space="preserve">1.3	</w:t>
-      </w:r>
-      <w:r>
         <w:t xml:space="preserve">Treatments</w:t>
       </w:r>
     </w:p>
@@ -341,9 +332,6 @@
       <w:pPr>
         <w:pStyle w:val="Heading2"/>
       </w:pPr>
-      <w:r>
-        <w:t xml:space="preserve">1.4	</w:t>
-      </w:r>
       <w:r>
         <w:t xml:space="preserve">Methods</w:t>
       </w:r>
@@ -380,9 +368,6 @@
         <w:pStyle w:val="Heading3"/>
       </w:pPr>
       <w:r>
-        <w:t xml:space="preserve">1.4.1	</w:t>
-      </w:r>
-      <w:r>
         <w:t xml:space="preserve">Definitions</w:t>
       </w:r>
     </w:p>
@@ -445,9 +430,6 @@
         <w:pStyle w:val="Heading3"/>
       </w:pPr>
       <w:r>
-        <w:t xml:space="preserve">1.4.2	</w:t>
-      </w:r>
-      <w:r>
         <w:t xml:space="preserve">Datasets</w:t>
       </w:r>
     </w:p>
@@ -515,9 +497,6 @@
         <w:pStyle w:val="Heading2"/>
       </w:pPr>
       <w:r>
-        <w:t xml:space="preserve">1.5	</w:t>
-      </w:r>
-      <w:r>
         <w:t xml:space="preserve">Key Findings</w:t>
       </w:r>
     </w:p>
@@ -548,7 +527,7 @@
         <w:t xml:space="preserve">Figure </w:t>
       </w:r>
       <w:r>
-        <w:t xml:space="preserve">1.3</w:t>
+        <w:t xml:space="preserve">3</w:t>
       </w:r>
       <w:r>
         <w:t xml:space="preserve">).</w:t>
@@ -601,7 +580,7 @@
         <w:t xml:space="preserve">Figure </w:t>
       </w:r>
       <w:r>
-        <w:t xml:space="preserve">1.3</w:t>
+        <w:t xml:space="preserve">3</w:t>
       </w:r>
       <w:r>
         <w:t xml:space="preserve">). About 25% of total private treatment needs are located in areas where the poverty rate exceeds 40%—4x the national average.</w:t>
@@ -706,7 +685,7 @@
           <w:b/>
           <w:bCs/>
         </w:rPr>
-        <w:t xml:space="preserve">1.3</w:t>
+        <w:t xml:space="preserve">3</w:t>
       </w:r>
       <w:r>
         <w:rPr>
@@ -1051,9 +1030,6 @@
         <w:pStyle w:val="Heading2"/>
       </w:pPr>
       <w:r>
-        <w:t xml:space="preserve">1.6	</w:t>
-      </w:r>
-      <w:r>
         <w:t xml:space="preserve">Next Steps</w:t>
       </w:r>
     </w:p>
@@ -1071,9 +1047,6 @@
       <w:pPr>
         <w:pStyle w:val="Heading2"/>
       </w:pPr>
-      <w:r>
-        <w:t xml:space="preserve">1.7	</w:t>
-      </w:r>
       <w:r>
         <w:t xml:space="preserve">Appendix</w:t>
       </w:r>
@@ -3863,7 +3836,7 @@
       <w:r>
         <w:t xml:space="preserve">. California Forest Foundation. </w:t>
       </w:r>
-      <w:hyperlink w:history="1" r:id="rId3j-o725np5x4abidbbggo">
+      <w:hyperlink w:history="1" r:id="rIdkaj4bb7bl9pyyaztounye">
         <w:r>
           <w:rPr>
             <w:rStyle w:val="Hyperlink"/>
@@ -3871,6 +3844,8 @@
           <w:t xml:space="preserve">https://www.calforestfoundation.org/resource/california-forests/</w:t>
         </w:r>
       </w:hyperlink>
+    </w:p>
+    <w:p>
       <w:r>
         <w:t xml:space="preserve">Chen, C., Schwarz, L., Rosenthal, N., Marlier, M., &amp; Benmarhnia, T. (2024). Exploring Spatial Heterogeneity in Synergistic Effects of Compound Climate Hazards: Extreme Heat and Wildfire Smoke on Cardiorespiratory Hospitalizations in California. </w:t>
       </w:r>
@@ -3894,7 +3869,7 @@
       <w:r>
         <w:t xml:space="preserve">(5). </w:t>
       </w:r>
-      <w:hyperlink w:history="1" r:id="rId2tsj-k_i6jksxs718jrt8">
+      <w:hyperlink w:history="1" r:id="rId1ue6kotubrwslzzcapyb6">
         <w:r>
           <w:rPr>
             <w:rStyle w:val="Hyperlink"/>
@@ -3902,6 +3877,8 @@
           <w:t xml:space="preserve">10.1126/sciadv.adj7264</w:t>
         </w:r>
       </w:hyperlink>
+    </w:p>
+    <w:p>
       <w:r>
         <w:t xml:space="preserve">Environmental, A. (2024). </w:t>
       </w:r>
@@ -3915,7 +3892,7 @@
       <w:r>
         <w:t xml:space="preserve">. Board of Forestry. </w:t>
       </w:r>
-      <w:hyperlink w:history="1" r:id="rIddukrbqlzmouupidujw_ja">
+      <w:hyperlink w:history="1" r:id="rIdb71qzdj70e17sqks5ps-w">
         <w:r>
           <w:rPr>
             <w:rStyle w:val="Hyperlink"/>
@@ -3923,6 +3900,8 @@
           <w:t xml:space="preserve">https://bof.fire.ca.gov/projects-and-programs/calvtp-homepage-and-storymap/</w:t>
         </w:r>
       </w:hyperlink>
+    </w:p>
+    <w:p>
       <w:r>
         <w:t xml:space="preserve">FIRE, C. (2024). </w:t>
       </w:r>
@@ -3936,7 +3915,7 @@
       <w:r>
         <w:t xml:space="preserve">. CAL FIRE. </w:t>
       </w:r>
-      <w:hyperlink w:history="1" r:id="rIdgvdkgrtutjhtkwndza5sx">
+      <w:hyperlink w:history="1" r:id="rIdu_2rkivgeciidx_s34hvr">
         <w:r>
           <w:rPr>
             <w:rStyle w:val="Hyperlink"/>
@@ -3944,6 +3923,8 @@
           <w:t xml:space="preserve">https://www.fire.ca.gov/our-impact/statistics</w:t>
         </w:r>
       </w:hyperlink>
+    </w:p>
+    <w:p>
       <w:r>
         <w:t xml:space="preserve">Hatfield, M. (2001). </w:t>
       </w:r>
@@ -3957,7 +3938,7 @@
       <w:r>
         <w:t xml:space="preserve">. Scholars’ Bank. </w:t>
       </w:r>
-      <w:hyperlink w:history="1" r:id="rIdd-tq0bbkv9mjbb-g7is9z">
+      <w:hyperlink w:history="1" r:id="rIdb-cxsidorbzvmrma-qpk4">
         <w:r>
           <w:rPr>
             <w:rStyle w:val="Hyperlink"/>
@@ -3965,6 +3946,8 @@
           <w:t xml:space="preserve">https://scholarsbank.uoregon.edu/xmlui/bitstream/handle/1794/2334/wild_pov.pdf</w:t>
         </w:r>
       </w:hyperlink>
+    </w:p>
+    <w:p>
       <w:r>
         <w:t xml:space="preserve">Hino, M., &amp; Field, C. B. (2023). Fire Frequency and Vulnerability in California. </w:t>
       </w:r>
@@ -3978,7 +3961,7 @@
       <w:r>
         <w:t xml:space="preserve">. </w:t>
       </w:r>
-      <w:hyperlink w:history="1" r:id="rIdp3ywm1e4xqko-ypzdahy0">
+      <w:hyperlink w:history="1" r:id="rIdewnfjeju26ul62cudivsg">
         <w:r>
           <w:rPr>
             <w:rStyle w:val="Hyperlink"/>
@@ -3986,6 +3969,8 @@
           <w:t xml:space="preserve">10.1371/journal.pclm.0000087</w:t>
         </w:r>
       </w:hyperlink>
+    </w:p>
+    <w:p>
       <w:r>
         <w:t xml:space="preserve">OEHHA. (2024). </w:t>
       </w:r>
@@ -3999,7 +3984,7 @@
       <w:r>
         <w:t xml:space="preserve">. </w:t>
       </w:r>
-      <w:hyperlink w:history="1" r:id="rIdky8dwpmxd68crqdcwslfl">
+      <w:hyperlink w:history="1" r:id="rIdr4_-polmmb2bbqvwsbhxn">
         <w:r>
           <w:rPr>
             <w:rStyle w:val="Hyperlink"/>
@@ -4007,6 +3992,8 @@
           <w:t xml:space="preserve">https://oehha.ca.gov/climate-change/epic-2022/impacts-vegetation-and-wildlife/wildfires</w:t>
         </w:r>
       </w:hyperlink>
+    </w:p>
+    <w:p>
       <w:r>
         <w:t xml:space="preserve">Pohl, J. (2024). Wildfire Smoke Disproportionately Affects California’s Indigenous Communities, New Research Shows. </w:t>
       </w:r>
@@ -4020,7 +4007,7 @@
       <w:r>
         <w:t xml:space="preserve">. </w:t>
       </w:r>
-      <w:hyperlink w:history="1" r:id="rIdbcz0abndpkzd-jhf8hexc">
+      <w:hyperlink w:history="1" r:id="rId9p1j912o4o8vt5dqq01ng">
         <w:r>
           <w:rPr>
             <w:rStyle w:val="Hyperlink"/>
@@ -4028,6 +4015,8 @@
           <w:t xml:space="preserve">https://news.berkeley.edu/2024/02/29/wildfire-smoke-disproportionately-affects-california-s-indigenous-communities-new-research-shows/</w:t>
         </w:r>
       </w:hyperlink>
+    </w:p>
+    <w:p>
       <w:r>
         <w:t xml:space="preserve">PPIC. (2024). </w:t>
       </w:r>
@@ -4041,7 +4030,7 @@
       <w:r>
         <w:t xml:space="preserve">. OEHHA. </w:t>
       </w:r>
-      <w:hyperlink w:history="1" r:id="rIdbx52hqobekdvalwhxshhq">
+      <w:hyperlink w:history="1" r:id="rIddjwsacrnaidjy6hvo-ugd">
         <w:r>
           <w:rPr>
             <w:rStyle w:val="Hyperlink"/>
@@ -4049,6 +4038,8 @@
           <w:t xml:space="preserve">https://oehha.ca.gov/calenviroscreen/indicator/poverty</w:t>
         </w:r>
       </w:hyperlink>
+    </w:p>
+    <w:p>
       <w:r>
         <w:t xml:space="preserve">Secaira, M. (2023). Frequent Wildfires More Likely to Hit Low-Income Communities, New Report Finds. </w:t>
       </w:r>
@@ -4062,7 +4053,7 @@
       <w:r>
         <w:t xml:space="preserve">. </w:t>
       </w:r>
-      <w:hyperlink w:history="1" r:id="rId3uwbec4b2as6kctmoqpib">
+      <w:hyperlink w:history="1" r:id="rIdr-j49fnlv4wydxir20-lc">
         <w:r>
           <w:rPr>
             <w:rStyle w:val="Hyperlink"/>
@@ -4070,6 +4061,8 @@
           <w:t xml:space="preserve">https://www.capradio.org/articles/2023/02/15/frequent-wildfires-more-likely-to-hit-low-income-communities-new-report-finds/</w:t>
         </w:r>
       </w:hyperlink>
+    </w:p>
+    <w:p>
       <w:r>
         <w:t xml:space="preserve">Shahir Masri, Erica Scaduto, Yufang Jin, &amp; Wu, J. (2021). Disproportionate Impacts of Wildfires among Elderly and Low-Income Communities in California from 2000 to 2020. </w:t>
       </w:r>
@@ -4083,7 +4076,7 @@
       <w:r>
         <w:t xml:space="preserve">. </w:t>
       </w:r>
-      <w:hyperlink w:history="1" r:id="rIdob4illlm-nkxo51cw6z_s">
+      <w:hyperlink w:history="1" r:id="rId3lgkbrso71tgmfpseb8ls">
         <w:r>
           <w:rPr>
             <w:rStyle w:val="Hyperlink"/>
@@ -4091,6 +4084,8 @@
           <w:t xml:space="preserve">https://www.ncbi.nlm.nih.gov/pmc/articles/PMC8068328/</w:t>
         </w:r>
       </w:hyperlink>
+    </w:p>
+    <w:p>
       <w:r>
         <w:t xml:space="preserve">USDA. (2023). </w:t>
       </w:r>
@@ -4104,7 +4099,7 @@
       <w:r>
         <w:t xml:space="preserve">. USDA ERS. </w:t>
       </w:r>
-      <w:hyperlink w:history="1" r:id="rIdmmazsahizg-onl_plypz5">
+      <w:hyperlink w:history="1" r:id="rIdgvwh9ngctyboex23uz3s8">
         <w:r>
           <w:rPr>
             <w:rStyle w:val="Hyperlink"/>
@@ -4112,6 +4107,8 @@
           <w:t xml:space="preserve">https://www.ers.usda.gov/data-products/poverty-area-measures/</w:t>
         </w:r>
       </w:hyperlink>
+    </w:p>
+    <w:p>
       <w:r>
         <w:t xml:space="preserve">USDA. (2024). </w:t>
       </w:r>
@@ -4125,7 +4122,7 @@
       <w:r>
         <w:t xml:space="preserve">. USDA Climate Hubs. </w:t>
       </w:r>
-      <w:hyperlink w:history="1" r:id="rIdgdvihigcohurmhkse1y90">
+      <w:hyperlink w:history="1" r:id="rIdszvsflhghd0oexqbjj_x-">
         <w:r>
           <w:rPr>
             <w:rStyle w:val="Hyperlink"/>
@@ -4133,6 +4130,8 @@
           <w:t xml:space="preserve">https://www.climatehubs.usda.gov/hubs/california/topic/focus-forestlands-california</w:t>
         </w:r>
       </w:hyperlink>
+    </w:p>
+    <w:p>
       <w:r>
         <w:t xml:space="preserve">USGS. (2018). </w:t>
       </w:r>
@@ -4146,7 +4145,7 @@
       <w:r>
         <w:t xml:space="preserve">. USGS. </w:t>
       </w:r>
-      <w:hyperlink w:history="1" r:id="rIdvw4e6_eczo_ja2rbesyii">
+      <w:hyperlink w:history="1" r:id="rIdnhhtt0cdmojcpx19xttxa">
         <w:r>
           <w:rPr>
             <w:rStyle w:val="Hyperlink"/>
@@ -4154,6 +4153,8 @@
           <w:t xml:space="preserve">https://www.usgs.gov/centers/eros/science/national-land-cover-database</w:t>
         </w:r>
       </w:hyperlink>
+    </w:p>
+    <w:p>
       <w:r>
         <w:t xml:space="preserve">WFRTF. (2021). </w:t>
       </w:r>
@@ -4167,7 +4168,7 @@
       <w:r>
         <w:t xml:space="preserve">. California Wildfire. </w:t>
       </w:r>
-      <w:hyperlink w:history="1" r:id="rIdoxa15vh9ua8kerc_8_8or">
+      <w:hyperlink w:history="1" r:id="rIdvbmcmkojq4-6iz31iwzoo">
         <w:r>
           <w:rPr>
             <w:rStyle w:val="Hyperlink"/>
@@ -4175,6 +4176,8 @@
           <w:t xml:space="preserve">https://wildfiretaskforce.org/wp-content/uploads/2022/04/californiawildfireandforestresilienceactionplan.pdf</w:t>
         </w:r>
       </w:hyperlink>
+    </w:p>
+    <w:p>
       <w:r>
         <w:t xml:space="preserve">WFRTF. (2024). </w:t>
       </w:r>
@@ -4188,7 +4191,7 @@
       <w:r>
         <w:t xml:space="preserve">. California Wildfire &amp; Forest Resilience Task Force. </w:t>
       </w:r>
-      <w:hyperlink w:history="1" r:id="rIdvgvvxga1xfgdzx6bkmn5v">
+      <w:hyperlink w:history="1" r:id="rIdqr3qk6ps-cztgaym9zpfd">
         <w:r>
           <w:rPr>
             <w:rStyle w:val="Hyperlink"/>
@@ -4324,7 +4327,7 @@
       <w:r>
         <w:t xml:space="preserve">Utilized data from the Wildfire and Forest Resilience Task Force’s Beta Treatment Tracker </w:t>
       </w:r>
-      <w:hyperlink w:history="1" r:id="rIdmwvvrru2dwgsasfwh0zki">
+      <w:hyperlink w:history="1" r:id="rIdkh62rxq8fnihmui6tuedt">
         <w:r>
           <w:rPr>
             <w:rStyle w:val="Hyperlink"/>

--- a/chapters/exports/07-resilience.docx
+++ b/chapters/exports/07-resilience.docx
@@ -3836,7 +3836,7 @@
       <w:r>
         <w:t xml:space="preserve">. California Forest Foundation. </w:t>
       </w:r>
-      <w:hyperlink w:history="1" r:id="rIdkaj4bb7bl9pyyaztounye">
+      <w:hyperlink w:history="1" r:id="rIde6e3k4wqmf13ue-2zgfpp">
         <w:r>
           <w:rPr>
             <w:rStyle w:val="Hyperlink"/>
@@ -3869,7 +3869,7 @@
       <w:r>
         <w:t xml:space="preserve">(5). </w:t>
       </w:r>
-      <w:hyperlink w:history="1" r:id="rId1ue6kotubrwslzzcapyb6">
+      <w:hyperlink w:history="1" r:id="rIdkujkt15citmojnqzmfy3a">
         <w:r>
           <w:rPr>
             <w:rStyle w:val="Hyperlink"/>
@@ -3892,7 +3892,7 @@
       <w:r>
         <w:t xml:space="preserve">. Board of Forestry. </w:t>
       </w:r>
-      <w:hyperlink w:history="1" r:id="rIdb71qzdj70e17sqks5ps-w">
+      <w:hyperlink w:history="1" r:id="rIdqzmfpcakozultfcpjti_7">
         <w:r>
           <w:rPr>
             <w:rStyle w:val="Hyperlink"/>
@@ -3915,7 +3915,7 @@
       <w:r>
         <w:t xml:space="preserve">. CAL FIRE. </w:t>
       </w:r>
-      <w:hyperlink w:history="1" r:id="rIdu_2rkivgeciidx_s34hvr">
+      <w:hyperlink w:history="1" r:id="rId8au0gr0rr4nvq5t9cb2hw">
         <w:r>
           <w:rPr>
             <w:rStyle w:val="Hyperlink"/>
@@ -3938,7 +3938,7 @@
       <w:r>
         <w:t xml:space="preserve">. Scholars’ Bank. </w:t>
       </w:r>
-      <w:hyperlink w:history="1" r:id="rIdb-cxsidorbzvmrma-qpk4">
+      <w:hyperlink w:history="1" r:id="rIdbzbk3tqwtnzdcoma5zvfl">
         <w:r>
           <w:rPr>
             <w:rStyle w:val="Hyperlink"/>
@@ -3961,7 +3961,7 @@
       <w:r>
         <w:t xml:space="preserve">. </w:t>
       </w:r>
-      <w:hyperlink w:history="1" r:id="rIdewnfjeju26ul62cudivsg">
+      <w:hyperlink w:history="1" r:id="rIdu5hgei4tlseae7mtxiee3">
         <w:r>
           <w:rPr>
             <w:rStyle w:val="Hyperlink"/>
@@ -3984,7 +3984,7 @@
       <w:r>
         <w:t xml:space="preserve">. </w:t>
       </w:r>
-      <w:hyperlink w:history="1" r:id="rIdr4_-polmmb2bbqvwsbhxn">
+      <w:hyperlink w:history="1" r:id="rIdbi5aqlmf1t_f6wf-0tdzd">
         <w:r>
           <w:rPr>
             <w:rStyle w:val="Hyperlink"/>
@@ -4007,7 +4007,7 @@
       <w:r>
         <w:t xml:space="preserve">. </w:t>
       </w:r>
-      <w:hyperlink w:history="1" r:id="rId9p1j912o4o8vt5dqq01ng">
+      <w:hyperlink w:history="1" r:id="rId1kvdma2c3qgdb2lt1uns1">
         <w:r>
           <w:rPr>
             <w:rStyle w:val="Hyperlink"/>
@@ -4030,7 +4030,7 @@
       <w:r>
         <w:t xml:space="preserve">. OEHHA. </w:t>
       </w:r>
-      <w:hyperlink w:history="1" r:id="rIddjwsacrnaidjy6hvo-ugd">
+      <w:hyperlink w:history="1" r:id="rIdvg2dxc2v8j1daoahbb9gq">
         <w:r>
           <w:rPr>
             <w:rStyle w:val="Hyperlink"/>
@@ -4053,7 +4053,7 @@
       <w:r>
         <w:t xml:space="preserve">. </w:t>
       </w:r>
-      <w:hyperlink w:history="1" r:id="rIdr-j49fnlv4wydxir20-lc">
+      <w:hyperlink w:history="1" r:id="rIdnr2axi44yvx9ugfxwdpyn">
         <w:r>
           <w:rPr>
             <w:rStyle w:val="Hyperlink"/>
@@ -4076,7 +4076,7 @@
       <w:r>
         <w:t xml:space="preserve">. </w:t>
       </w:r>
-      <w:hyperlink w:history="1" r:id="rId3lgkbrso71tgmfpseb8ls">
+      <w:hyperlink w:history="1" r:id="rIdd8g3ysjsqgp1q7wd-vaxj">
         <w:r>
           <w:rPr>
             <w:rStyle w:val="Hyperlink"/>
@@ -4099,7 +4099,7 @@
       <w:r>
         <w:t xml:space="preserve">. USDA ERS. </w:t>
       </w:r>
-      <w:hyperlink w:history="1" r:id="rIdgvwh9ngctyboex23uz3s8">
+      <w:hyperlink w:history="1" r:id="rIdq1n90gr5nj08ebt_ju8e-">
         <w:r>
           <w:rPr>
             <w:rStyle w:val="Hyperlink"/>
@@ -4122,7 +4122,7 @@
       <w:r>
         <w:t xml:space="preserve">. USDA Climate Hubs. </w:t>
       </w:r>
-      <w:hyperlink w:history="1" r:id="rIdszvsflhghd0oexqbjj_x-">
+      <w:hyperlink w:history="1" r:id="rIdkywde_b5s_ppkegxihun2">
         <w:r>
           <w:rPr>
             <w:rStyle w:val="Hyperlink"/>
@@ -4145,7 +4145,7 @@
       <w:r>
         <w:t xml:space="preserve">. USGS. </w:t>
       </w:r>
-      <w:hyperlink w:history="1" r:id="rIdnhhtt0cdmojcpx19xttxa">
+      <w:hyperlink w:history="1" r:id="rId5p9usor5v6pymvebrm6u7">
         <w:r>
           <w:rPr>
             <w:rStyle w:val="Hyperlink"/>
@@ -4168,7 +4168,7 @@
       <w:r>
         <w:t xml:space="preserve">. California Wildfire. </w:t>
       </w:r>
-      <w:hyperlink w:history="1" r:id="rIdvbmcmkojq4-6iz31iwzoo">
+      <w:hyperlink w:history="1" r:id="rIdvh3o3fcejovfozhlls-ue">
         <w:r>
           <w:rPr>
             <w:rStyle w:val="Hyperlink"/>
@@ -4191,7 +4191,7 @@
       <w:r>
         <w:t xml:space="preserve">. California Wildfire &amp; Forest Resilience Task Force. </w:t>
       </w:r>
-      <w:hyperlink w:history="1" r:id="rIdqr3qk6ps-cztgaym9zpfd">
+      <w:hyperlink w:history="1" r:id="rIdwz4huefmzlxvet-ty0eur">
         <w:r>
           <w:rPr>
             <w:rStyle w:val="Hyperlink"/>
@@ -4327,7 +4327,7 @@
       <w:r>
         <w:t xml:space="preserve">Utilized data from the Wildfire and Forest Resilience Task Force’s Beta Treatment Tracker </w:t>
       </w:r>
-      <w:hyperlink w:history="1" r:id="rIdkh62rxq8fnihmui6tuedt">
+      <w:hyperlink w:history="1" r:id="rId9kj8woisvjworvqhhxp-m">
         <w:r>
           <w:rPr>
             <w:rStyle w:val="Hyperlink"/>

--- a/chapters/exports/07-resilience.docx
+++ b/chapters/exports/07-resilience.docx
@@ -66,7 +66,7 @@
           <wp:inline distT="0" distB="0" distL="0" distR="0">
             <wp:extent cx="4000500" cy="1657350"/>
             <wp:effectExtent b="0" l="0" r="0" t="0"/>
-            <wp:docPr id="1" name="" descr="" title=""/>
+            <wp:docPr id="55" name="" descr="" title=""/>
             <wp:cNvGraphicFramePr>
               <a:graphicFrameLocks xmlns:a="http://schemas.openxmlformats.org/drawingml/2006/main" noChangeAspect="1"/>
             </wp:cNvGraphicFramePr>
@@ -202,7 +202,7 @@
           <wp:inline distT="0" distB="0" distL="0" distR="0">
             <wp:extent cx="4000500" cy="3701515"/>
             <wp:effectExtent b="0" l="0" r="0" t="0"/>
-            <wp:docPr id="2" name="" descr="" title=""/>
+            <wp:docPr id="56" name="" descr="" title=""/>
             <wp:cNvGraphicFramePr>
               <a:graphicFrameLocks xmlns:a="http://schemas.openxmlformats.org/drawingml/2006/main" noChangeAspect="1"/>
             </wp:cNvGraphicFramePr>
@@ -376,7 +376,7 @@
         <w:pStyle w:val="ListParagraph"/>
         <w:numPr>
           <w:ilvl w:val="0"/>
-          <w:numId w:val="9"/>
+          <w:numId w:val="63"/>
         </w:numPr>
       </w:pPr>
       <w:r>
@@ -394,7 +394,7 @@
         <w:pStyle w:val="ListParagraph"/>
         <w:numPr>
           <w:ilvl w:val="0"/>
-          <w:numId w:val="9"/>
+          <w:numId w:val="63"/>
         </w:numPr>
       </w:pPr>
       <w:r>
@@ -412,7 +412,7 @@
         <w:pStyle w:val="ListParagraph"/>
         <w:numPr>
           <w:ilvl w:val="0"/>
-          <w:numId w:val="9"/>
+          <w:numId w:val="63"/>
         </w:numPr>
       </w:pPr>
       <w:r>
@@ -443,7 +443,7 @@
         <w:pStyle w:val="ListParagraph"/>
         <w:numPr>
           <w:ilvl w:val="0"/>
-          <w:numId w:val="10"/>
+          <w:numId w:val="64"/>
         </w:numPr>
       </w:pPr>
       <w:r>
@@ -455,7 +455,7 @@
         <w:pStyle w:val="ListParagraph"/>
         <w:numPr>
           <w:ilvl w:val="0"/>
-          <w:numId w:val="10"/>
+          <w:numId w:val="64"/>
         </w:numPr>
       </w:pPr>
       <w:r>
@@ -473,7 +473,7 @@
         <w:pStyle w:val="ListParagraph"/>
         <w:numPr>
           <w:ilvl w:val="0"/>
-          <w:numId w:val="10"/>
+          <w:numId w:val="64"/>
         </w:numPr>
       </w:pPr>
       <w:r>
@@ -485,7 +485,7 @@
         <w:pStyle w:val="ListParagraph"/>
         <w:numPr>
           <w:ilvl w:val="0"/>
-          <w:numId w:val="10"/>
+          <w:numId w:val="64"/>
         </w:numPr>
       </w:pPr>
       <w:r>
@@ -510,7 +510,7 @@
         <w:pStyle w:val="ListParagraph"/>
         <w:numPr>
           <w:ilvl w:val="0"/>
-          <w:numId w:val="11"/>
+          <w:numId w:val="65"/>
         </w:numPr>
       </w:pPr>
       <w:r>
@@ -538,7 +538,7 @@
         <w:pStyle w:val="ListParagraph"/>
         <w:numPr>
           <w:ilvl w:val="0"/>
-          <w:numId w:val="11"/>
+          <w:numId w:val="65"/>
         </w:numPr>
       </w:pPr>
       <w:r>
@@ -560,7 +560,7 @@
         <w:pStyle w:val="ListParagraph"/>
         <w:numPr>
           <w:ilvl w:val="0"/>
-          <w:numId w:val="11"/>
+          <w:numId w:val="65"/>
         </w:numPr>
       </w:pPr>
       <w:r>
@@ -591,7 +591,7 @@
         <w:pStyle w:val="ListParagraph"/>
         <w:numPr>
           <w:ilvl w:val="0"/>
-          <w:numId w:val="11"/>
+          <w:numId w:val="65"/>
         </w:numPr>
       </w:pPr>
       <w:r>
@@ -610,7 +610,7 @@
         <w:pStyle w:val="ListParagraph"/>
         <w:numPr>
           <w:ilvl w:val="0"/>
-          <w:numId w:val="11"/>
+          <w:numId w:val="65"/>
         </w:numPr>
       </w:pPr>
       <w:r>
@@ -633,7 +633,7 @@
           <wp:inline distT="0" distB="0" distL="0" distR="0">
             <wp:extent cx="4000500" cy="2250281"/>
             <wp:effectExtent b="0" l="0" r="0" t="0"/>
-            <wp:docPr id="3" name="" descr="" title=""/>
+            <wp:docPr id="57" name="" descr="" title=""/>
             <wp:cNvGraphicFramePr>
               <a:graphicFrameLocks xmlns:a="http://schemas.openxmlformats.org/drawingml/2006/main" noChangeAspect="1"/>
             </wp:cNvGraphicFramePr>
@@ -3836,7 +3836,7 @@
       <w:r>
         <w:t xml:space="preserve">. California Forest Foundation. </w:t>
       </w:r>
-      <w:hyperlink w:history="1" r:id="rIde6e3k4wqmf13ue-2zgfpp">
+      <w:hyperlink w:history="1" r:id="rIdjxvfaujdhzgq3921aqfgr">
         <w:r>
           <w:rPr>
             <w:rStyle w:val="Hyperlink"/>
@@ -3869,7 +3869,7 @@
       <w:r>
         <w:t xml:space="preserve">(5). </w:t>
       </w:r>
-      <w:hyperlink w:history="1" r:id="rIdkujkt15citmojnqzmfy3a">
+      <w:hyperlink w:history="1" r:id="rIdx3n-l-klmsor1ngk_ncty">
         <w:r>
           <w:rPr>
             <w:rStyle w:val="Hyperlink"/>
@@ -3892,7 +3892,7 @@
       <w:r>
         <w:t xml:space="preserve">. Board of Forestry. </w:t>
       </w:r>
-      <w:hyperlink w:history="1" r:id="rIdqzmfpcakozultfcpjti_7">
+      <w:hyperlink w:history="1" r:id="rIdqjucfz4ypsboaos3uopkc">
         <w:r>
           <w:rPr>
             <w:rStyle w:val="Hyperlink"/>
@@ -3915,7 +3915,7 @@
       <w:r>
         <w:t xml:space="preserve">. CAL FIRE. </w:t>
       </w:r>
-      <w:hyperlink w:history="1" r:id="rId8au0gr0rr4nvq5t9cb2hw">
+      <w:hyperlink w:history="1" r:id="rIdw-dg-79g5hlctbw88adc2">
         <w:r>
           <w:rPr>
             <w:rStyle w:val="Hyperlink"/>
@@ -3938,7 +3938,7 @@
       <w:r>
         <w:t xml:space="preserve">. Scholars’ Bank. </w:t>
       </w:r>
-      <w:hyperlink w:history="1" r:id="rIdbzbk3tqwtnzdcoma5zvfl">
+      <w:hyperlink w:history="1" r:id="rIdtgaqygauqug8odpwhykw0">
         <w:r>
           <w:rPr>
             <w:rStyle w:val="Hyperlink"/>
@@ -3961,7 +3961,7 @@
       <w:r>
         <w:t xml:space="preserve">. </w:t>
       </w:r>
-      <w:hyperlink w:history="1" r:id="rIdu5hgei4tlseae7mtxiee3">
+      <w:hyperlink w:history="1" r:id="rIdtt_ur-h2_zhx0iu69r5zh">
         <w:r>
           <w:rPr>
             <w:rStyle w:val="Hyperlink"/>
@@ -3984,7 +3984,7 @@
       <w:r>
         <w:t xml:space="preserve">. </w:t>
       </w:r>
-      <w:hyperlink w:history="1" r:id="rIdbi5aqlmf1t_f6wf-0tdzd">
+      <w:hyperlink w:history="1" r:id="rId-o1ahbh6kzndtss8lnawh">
         <w:r>
           <w:rPr>
             <w:rStyle w:val="Hyperlink"/>
@@ -4007,7 +4007,7 @@
       <w:r>
         <w:t xml:space="preserve">. </w:t>
       </w:r>
-      <w:hyperlink w:history="1" r:id="rId1kvdma2c3qgdb2lt1uns1">
+      <w:hyperlink w:history="1" r:id="rIds8jyxlfauqcqxchu4qgjp">
         <w:r>
           <w:rPr>
             <w:rStyle w:val="Hyperlink"/>
@@ -4030,7 +4030,7 @@
       <w:r>
         <w:t xml:space="preserve">. OEHHA. </w:t>
       </w:r>
-      <w:hyperlink w:history="1" r:id="rIdvg2dxc2v8j1daoahbb9gq">
+      <w:hyperlink w:history="1" r:id="rIdhaenln2h-kllsfgooc8-r">
         <w:r>
           <w:rPr>
             <w:rStyle w:val="Hyperlink"/>
@@ -4053,7 +4053,7 @@
       <w:r>
         <w:t xml:space="preserve">. </w:t>
       </w:r>
-      <w:hyperlink w:history="1" r:id="rIdnr2axi44yvx9ugfxwdpyn">
+      <w:hyperlink w:history="1" r:id="rIdqguyeehthhj96gcj8mdi2">
         <w:r>
           <w:rPr>
             <w:rStyle w:val="Hyperlink"/>
@@ -4076,7 +4076,7 @@
       <w:r>
         <w:t xml:space="preserve">. </w:t>
       </w:r>
-      <w:hyperlink w:history="1" r:id="rIdd8g3ysjsqgp1q7wd-vaxj">
+      <w:hyperlink w:history="1" r:id="rIdpyz8-_6_tlaca99khwrmv">
         <w:r>
           <w:rPr>
             <w:rStyle w:val="Hyperlink"/>
@@ -4099,7 +4099,7 @@
       <w:r>
         <w:t xml:space="preserve">. USDA ERS. </w:t>
       </w:r>
-      <w:hyperlink w:history="1" r:id="rIdq1n90gr5nj08ebt_ju8e-">
+      <w:hyperlink w:history="1" r:id="rIdc7xlfq1xrpedfyscs3doh">
         <w:r>
           <w:rPr>
             <w:rStyle w:val="Hyperlink"/>
@@ -4122,7 +4122,7 @@
       <w:r>
         <w:t xml:space="preserve">. USDA Climate Hubs. </w:t>
       </w:r>
-      <w:hyperlink w:history="1" r:id="rIdkywde_b5s_ppkegxihun2">
+      <w:hyperlink w:history="1" r:id="rIdfuxnyfrfax69tbt7s2hrt">
         <w:r>
           <w:rPr>
             <w:rStyle w:val="Hyperlink"/>
@@ -4145,7 +4145,7 @@
       <w:r>
         <w:t xml:space="preserve">. USGS. </w:t>
       </w:r>
-      <w:hyperlink w:history="1" r:id="rId5p9usor5v6pymvebrm6u7">
+      <w:hyperlink w:history="1" r:id="rIdkvx5scpgym67wohhbbu0m">
         <w:r>
           <w:rPr>
             <w:rStyle w:val="Hyperlink"/>
@@ -4168,7 +4168,7 @@
       <w:r>
         <w:t xml:space="preserve">. California Wildfire. </w:t>
       </w:r>
-      <w:hyperlink w:history="1" r:id="rIdvh3o3fcejovfozhlls-ue">
+      <w:hyperlink w:history="1" r:id="rIdkqwonp6quhxw8kcqskvof">
         <w:r>
           <w:rPr>
             <w:rStyle w:val="Hyperlink"/>
@@ -4191,7 +4191,7 @@
       <w:r>
         <w:t xml:space="preserve">. California Wildfire &amp; Forest Resilience Task Force. </w:t>
       </w:r>
-      <w:hyperlink w:history="1" r:id="rIdwz4huefmzlxvet-ty0eur">
+      <w:hyperlink w:history="1" r:id="rIdd2gccdnz81z7fufh3utnp">
         <w:r>
           <w:rPr>
             <w:rStyle w:val="Hyperlink"/>
@@ -4230,7 +4230,7 @@
         <wp:inline distT="0" distB="0" distL="0" distR="0">
           <wp:extent cx="608542" cy="105833"/>
           <wp:effectExtent b="0" l="0" r="0" t="0"/>
-          <wp:docPr id="4" name="" descr="" title=""/>
+          <wp:docPr id="58" name="" descr="" title=""/>
           <wp:cNvGraphicFramePr>
             <a:graphicFrameLocks xmlns:a="http://schemas.openxmlformats.org/drawingml/2006/main" noChangeAspect="1"/>
           </wp:cNvGraphicFramePr>
@@ -4327,7 +4327,7 @@
       <w:r>
         <w:t xml:space="preserve">Utilized data from the Wildfire and Forest Resilience Task Force’s Beta Treatment Tracker </w:t>
       </w:r>
-      <w:hyperlink w:history="1" r:id="rId9kj8woisvjworvqhhxp-m">
+      <w:hyperlink w:history="1" r:id="rIdbn-ddjmeontxivcmuojhv">
         <w:r>
           <w:rPr>
             <w:rStyle w:val="Hyperlink"/>
@@ -4364,7 +4364,7 @@
 
 <file path=word/numbering.xml><?xml version="1.0" encoding="utf-8"?>
 <w:numbering xmlns:wpc="http://schemas.microsoft.com/office/word/2010/wordprocessingCanvas" xmlns:mc="http://schemas.openxmlformats.org/markup-compatibility/2006" xmlns:o="urn:schemas-microsoft-com:office:office" xmlns:r="http://schemas.openxmlformats.org/officeDocument/2006/relationships" xmlns:m="http://schemas.openxmlformats.org/officeDocument/2006/math" xmlns:v="urn:schemas-microsoft-com:vml" xmlns:wp14="http://schemas.microsoft.com/office/word/2010/wordprocessingDrawing" xmlns:wp="http://schemas.openxmlformats.org/drawingml/2006/wordprocessingDrawing" xmlns:w10="urn:schemas-microsoft-com:office:word" xmlns:w="http://schemas.openxmlformats.org/wordprocessingml/2006/main" xmlns:w14="http://schemas.microsoft.com/office/word/2010/wordml" xmlns:w15="http://schemas.microsoft.com/office/word/2012/wordml" xmlns:wpg="http://schemas.microsoft.com/office/word/2010/wordprocessingGroup" xmlns:wpi="http://schemas.microsoft.com/office/word/2010/wordprocessingInk" xmlns:wne="http://schemas.microsoft.com/office/word/2006/wordml" xmlns:wps="http://schemas.microsoft.com/office/word/2010/wordprocessingShape" mc:Ignorable="w14 w15 wp14">
-  <w:abstractNum w:abstractNumId="5" w15:restartNumberingAfterBreak="0">
+  <w:abstractNum w:abstractNumId="59" w15:restartNumberingAfterBreak="0">
     <w:multiLevelType w:val="hybridMultilevel"/>
     <w:lvl w:ilvl="0" w15:tentative="1">
       <w:start w:val="1"/>
@@ -4448,7 +4448,7 @@
       </w:pPr>
     </w:lvl>
   </w:abstractNum>
-  <w:abstractNum w:abstractNumId="6" w15:restartNumberingAfterBreak="0">
+  <w:abstractNum w:abstractNumId="60" w15:restartNumberingAfterBreak="0">
     <w:multiLevelType w:val="hybridMultilevel"/>
     <w:lvl w:ilvl="0" w15:tentative="1">
       <w:start w:val="1"/>
@@ -4532,7 +4532,7 @@
       </w:pPr>
     </w:lvl>
   </w:abstractNum>
-  <w:abstractNum w:abstractNumId="7" w15:restartNumberingAfterBreak="0">
+  <w:abstractNum w:abstractNumId="61" w15:restartNumberingAfterBreak="0">
     <w:multiLevelType w:val="hybridMultilevel"/>
     <w:lvl w:ilvl="0" w15:tentative="1">
       <w:start w:val="1"/>
@@ -4616,7 +4616,7 @@
       </w:pPr>
     </w:lvl>
   </w:abstractNum>
-  <w:abstractNum w:abstractNumId="8" w15:restartNumberingAfterBreak="0">
+  <w:abstractNum w:abstractNumId="62" w15:restartNumberingAfterBreak="0">
     <w:multiLevelType w:val="hybridMultilevel"/>
     <w:lvl w:ilvl="0" w15:tentative="1">
       <w:start w:val="1"/>
@@ -4701,25 +4701,25 @@
     </w:lvl>
   </w:abstractNum>
   <w:num w:numId="1">
-    <w:abstractNumId w:val="5"/>
+    <w:abstractNumId w:val="59"/>
     <w:lvlOverride w:ilvl="0">
       <w:startOverride w:val="1"/>
     </w:lvlOverride>
   </w:num>
-  <w:num w:numId="9">
-    <w:abstractNumId w:val="6"/>
+  <w:num w:numId="63">
+    <w:abstractNumId w:val="60"/>
     <w:lvlOverride w:ilvl="0">
       <w:startOverride w:val="1"/>
     </w:lvlOverride>
   </w:num>
-  <w:num w:numId="10">
-    <w:abstractNumId w:val="7"/>
+  <w:num w:numId="64">
+    <w:abstractNumId w:val="61"/>
     <w:lvlOverride w:ilvl="0">
       <w:startOverride w:val="1"/>
     </w:lvlOverride>
   </w:num>
-  <w:num w:numId="11">
-    <w:abstractNumId w:val="8"/>
+  <w:num w:numId="65">
+    <w:abstractNumId w:val="62"/>
     <w:lvlOverride w:ilvl="0">
       <w:startOverride w:val="1"/>
     </w:lvlOverride>

--- a/chapters/exports/07-resilience.docx
+++ b/chapters/exports/07-resilience.docx
@@ -3836,7 +3836,7 @@
       <w:r>
         <w:t xml:space="preserve">. California Forest Foundation. </w:t>
       </w:r>
-      <w:hyperlink w:history="1" r:id="rIdjxvfaujdhzgq3921aqfgr">
+      <w:hyperlink w:history="1" r:id="rIdxvwplw11dmgebkv9xyfyq">
         <w:r>
           <w:rPr>
             <w:rStyle w:val="Hyperlink"/>
@@ -3869,7 +3869,7 @@
       <w:r>
         <w:t xml:space="preserve">(5). </w:t>
       </w:r>
-      <w:hyperlink w:history="1" r:id="rIdx3n-l-klmsor1ngk_ncty">
+      <w:hyperlink w:history="1" r:id="rIdjzogajtjlsi78udgeck6m">
         <w:r>
           <w:rPr>
             <w:rStyle w:val="Hyperlink"/>
@@ -3892,7 +3892,7 @@
       <w:r>
         <w:t xml:space="preserve">. Board of Forestry. </w:t>
       </w:r>
-      <w:hyperlink w:history="1" r:id="rIdqjucfz4ypsboaos3uopkc">
+      <w:hyperlink w:history="1" r:id="rIdg_xltmsoitpk1j8d5edjh">
         <w:r>
           <w:rPr>
             <w:rStyle w:val="Hyperlink"/>
@@ -3915,7 +3915,7 @@
       <w:r>
         <w:t xml:space="preserve">. CAL FIRE. </w:t>
       </w:r>
-      <w:hyperlink w:history="1" r:id="rIdw-dg-79g5hlctbw88adc2">
+      <w:hyperlink w:history="1" r:id="rIdpcmxuau5vopc3xlj1tnip">
         <w:r>
           <w:rPr>
             <w:rStyle w:val="Hyperlink"/>
@@ -3938,7 +3938,7 @@
       <w:r>
         <w:t xml:space="preserve">. Scholars’ Bank. </w:t>
       </w:r>
-      <w:hyperlink w:history="1" r:id="rIdtgaqygauqug8odpwhykw0">
+      <w:hyperlink w:history="1" r:id="rId5lubrkv77vus2b5l3v6a2">
         <w:r>
           <w:rPr>
             <w:rStyle w:val="Hyperlink"/>
@@ -3961,7 +3961,7 @@
       <w:r>
         <w:t xml:space="preserve">. </w:t>
       </w:r>
-      <w:hyperlink w:history="1" r:id="rIdtt_ur-h2_zhx0iu69r5zh">
+      <w:hyperlink w:history="1" r:id="rIdj2twygd9aeunxh1w4q2of">
         <w:r>
           <w:rPr>
             <w:rStyle w:val="Hyperlink"/>
@@ -3984,7 +3984,7 @@
       <w:r>
         <w:t xml:space="preserve">. </w:t>
       </w:r>
-      <w:hyperlink w:history="1" r:id="rId-o1ahbh6kzndtss8lnawh">
+      <w:hyperlink w:history="1" r:id="rIdh6dq0klu4ecr3nn6xsl9c">
         <w:r>
           <w:rPr>
             <w:rStyle w:val="Hyperlink"/>
@@ -4007,7 +4007,7 @@
       <w:r>
         <w:t xml:space="preserve">. </w:t>
       </w:r>
-      <w:hyperlink w:history="1" r:id="rIds8jyxlfauqcqxchu4qgjp">
+      <w:hyperlink w:history="1" r:id="rIdwem2kmkiviyl99lgntzz-">
         <w:r>
           <w:rPr>
             <w:rStyle w:val="Hyperlink"/>
@@ -4030,7 +4030,7 @@
       <w:r>
         <w:t xml:space="preserve">. OEHHA. </w:t>
       </w:r>
-      <w:hyperlink w:history="1" r:id="rIdhaenln2h-kllsfgooc8-r">
+      <w:hyperlink w:history="1" r:id="rIdwthyrilmjfdxslgkb5lh4">
         <w:r>
           <w:rPr>
             <w:rStyle w:val="Hyperlink"/>
@@ -4053,7 +4053,7 @@
       <w:r>
         <w:t xml:space="preserve">. </w:t>
       </w:r>
-      <w:hyperlink w:history="1" r:id="rIdqguyeehthhj96gcj8mdi2">
+      <w:hyperlink w:history="1" r:id="rIdoki3alyzlgwm4qsf7l3de">
         <w:r>
           <w:rPr>
             <w:rStyle w:val="Hyperlink"/>
@@ -4076,7 +4076,7 @@
       <w:r>
         <w:t xml:space="preserve">. </w:t>
       </w:r>
-      <w:hyperlink w:history="1" r:id="rIdpyz8-_6_tlaca99khwrmv">
+      <w:hyperlink w:history="1" r:id="rId9io9hvimogsdwqlunxa-r">
         <w:r>
           <w:rPr>
             <w:rStyle w:val="Hyperlink"/>
@@ -4099,7 +4099,7 @@
       <w:r>
         <w:t xml:space="preserve">. USDA ERS. </w:t>
       </w:r>
-      <w:hyperlink w:history="1" r:id="rIdc7xlfq1xrpedfyscs3doh">
+      <w:hyperlink w:history="1" r:id="rId3aekix5cr2meqpdcytlec">
         <w:r>
           <w:rPr>
             <w:rStyle w:val="Hyperlink"/>
@@ -4122,7 +4122,7 @@
       <w:r>
         <w:t xml:space="preserve">. USDA Climate Hubs. </w:t>
       </w:r>
-      <w:hyperlink w:history="1" r:id="rIdfuxnyfrfax69tbt7s2hrt">
+      <w:hyperlink w:history="1" r:id="rIdvbt8oiofs-er2jfyvjwfc">
         <w:r>
           <w:rPr>
             <w:rStyle w:val="Hyperlink"/>
@@ -4145,7 +4145,7 @@
       <w:r>
         <w:t xml:space="preserve">. USGS. </w:t>
       </w:r>
-      <w:hyperlink w:history="1" r:id="rIdkvx5scpgym67wohhbbu0m">
+      <w:hyperlink w:history="1" r:id="rIdbh6alfez4eutuqvgdrdpi">
         <w:r>
           <w:rPr>
             <w:rStyle w:val="Hyperlink"/>
@@ -4168,7 +4168,7 @@
       <w:r>
         <w:t xml:space="preserve">. California Wildfire. </w:t>
       </w:r>
-      <w:hyperlink w:history="1" r:id="rIdkqwonp6quhxw8kcqskvof">
+      <w:hyperlink w:history="1" r:id="rIde_p1lc139mwvjnv6qmymc">
         <w:r>
           <w:rPr>
             <w:rStyle w:val="Hyperlink"/>
@@ -4191,7 +4191,7 @@
       <w:r>
         <w:t xml:space="preserve">. California Wildfire &amp; Forest Resilience Task Force. </w:t>
       </w:r>
-      <w:hyperlink w:history="1" r:id="rIdd2gccdnz81z7fufh3utnp">
+      <w:hyperlink w:history="1" r:id="rIdncr56fwsasvdkgfsj8jk1">
         <w:r>
           <w:rPr>
             <w:rStyle w:val="Hyperlink"/>
@@ -4327,7 +4327,7 @@
       <w:r>
         <w:t xml:space="preserve">Utilized data from the Wildfire and Forest Resilience Task Force’s Beta Treatment Tracker </w:t>
       </w:r>
-      <w:hyperlink w:history="1" r:id="rIdbn-ddjmeontxivcmuojhv">
+      <w:hyperlink w:history="1" r:id="rIdmmvxzjsusvhe8dis9wewk">
         <w:r>
           <w:rPr>
             <w:rStyle w:val="Hyperlink"/>

--- a/chapters/exports/07-resilience.docx
+++ b/chapters/exports/07-resilience.docx
@@ -3836,7 +3836,7 @@
       <w:r>
         <w:t xml:space="preserve">. California Forest Foundation. </w:t>
       </w:r>
-      <w:hyperlink w:history="1" r:id="rIdxvwplw11dmgebkv9xyfyq">
+      <w:hyperlink w:history="1" r:id="rIdlaccm4hsaaq9x9uums_mm">
         <w:r>
           <w:rPr>
             <w:rStyle w:val="Hyperlink"/>
@@ -3869,7 +3869,7 @@
       <w:r>
         <w:t xml:space="preserve">(5). </w:t>
       </w:r>
-      <w:hyperlink w:history="1" r:id="rIdjzogajtjlsi78udgeck6m">
+      <w:hyperlink w:history="1" r:id="rIdozmnp2t-xoqvfgqhb5crv">
         <w:r>
           <w:rPr>
             <w:rStyle w:val="Hyperlink"/>
@@ -3892,7 +3892,7 @@
       <w:r>
         <w:t xml:space="preserve">. Board of Forestry. </w:t>
       </w:r>
-      <w:hyperlink w:history="1" r:id="rIdg_xltmsoitpk1j8d5edjh">
+      <w:hyperlink w:history="1" r:id="rIdayzrvpq9hk-qoiu6fj70y">
         <w:r>
           <w:rPr>
             <w:rStyle w:val="Hyperlink"/>
@@ -3915,7 +3915,7 @@
       <w:r>
         <w:t xml:space="preserve">. CAL FIRE. </w:t>
       </w:r>
-      <w:hyperlink w:history="1" r:id="rIdpcmxuau5vopc3xlj1tnip">
+      <w:hyperlink w:history="1" r:id="rIdk02wcqfrh2sbp8wboxgih">
         <w:r>
           <w:rPr>
             <w:rStyle w:val="Hyperlink"/>
@@ -3938,7 +3938,7 @@
       <w:r>
         <w:t xml:space="preserve">. Scholars’ Bank. </w:t>
       </w:r>
-      <w:hyperlink w:history="1" r:id="rId5lubrkv77vus2b5l3v6a2">
+      <w:hyperlink w:history="1" r:id="rIdbfxojhyv9pdmhdtxpfvsg">
         <w:r>
           <w:rPr>
             <w:rStyle w:val="Hyperlink"/>
@@ -3961,7 +3961,7 @@
       <w:r>
         <w:t xml:space="preserve">. </w:t>
       </w:r>
-      <w:hyperlink w:history="1" r:id="rIdj2twygd9aeunxh1w4q2of">
+      <w:hyperlink w:history="1" r:id="rIdmeijawhyct4zvedcmf2sy">
         <w:r>
           <w:rPr>
             <w:rStyle w:val="Hyperlink"/>
@@ -3984,7 +3984,7 @@
       <w:r>
         <w:t xml:space="preserve">. </w:t>
       </w:r>
-      <w:hyperlink w:history="1" r:id="rIdh6dq0klu4ecr3nn6xsl9c">
+      <w:hyperlink w:history="1" r:id="rIdzc_nsyrl_uzqdzcxr8rsf">
         <w:r>
           <w:rPr>
             <w:rStyle w:val="Hyperlink"/>
@@ -4007,7 +4007,7 @@
       <w:r>
         <w:t xml:space="preserve">. </w:t>
       </w:r>
-      <w:hyperlink w:history="1" r:id="rIdwem2kmkiviyl99lgntzz-">
+      <w:hyperlink w:history="1" r:id="rIdnurbeoez0be-wtudebqa7">
         <w:r>
           <w:rPr>
             <w:rStyle w:val="Hyperlink"/>
@@ -4030,7 +4030,7 @@
       <w:r>
         <w:t xml:space="preserve">. OEHHA. </w:t>
       </w:r>
-      <w:hyperlink w:history="1" r:id="rIdwthyrilmjfdxslgkb5lh4">
+      <w:hyperlink w:history="1" r:id="rIdp9136ktg5howhucfhggsh">
         <w:r>
           <w:rPr>
             <w:rStyle w:val="Hyperlink"/>
@@ -4053,7 +4053,7 @@
       <w:r>
         <w:t xml:space="preserve">. </w:t>
       </w:r>
-      <w:hyperlink w:history="1" r:id="rIdoki3alyzlgwm4qsf7l3de">
+      <w:hyperlink w:history="1" r:id="rIdhft1wievuf-lofpse8trn">
         <w:r>
           <w:rPr>
             <w:rStyle w:val="Hyperlink"/>
@@ -4076,7 +4076,7 @@
       <w:r>
         <w:t xml:space="preserve">. </w:t>
       </w:r>
-      <w:hyperlink w:history="1" r:id="rId9io9hvimogsdwqlunxa-r">
+      <w:hyperlink w:history="1" r:id="rIdxjzeesorzgwxqv805l6nz">
         <w:r>
           <w:rPr>
             <w:rStyle w:val="Hyperlink"/>
@@ -4099,7 +4099,7 @@
       <w:r>
         <w:t xml:space="preserve">. USDA ERS. </w:t>
       </w:r>
-      <w:hyperlink w:history="1" r:id="rId3aekix5cr2meqpdcytlec">
+      <w:hyperlink w:history="1" r:id="rIdubnlr34tc3sw26dw9zzrn">
         <w:r>
           <w:rPr>
             <w:rStyle w:val="Hyperlink"/>
@@ -4122,7 +4122,7 @@
       <w:r>
         <w:t xml:space="preserve">. USDA Climate Hubs. </w:t>
       </w:r>
-      <w:hyperlink w:history="1" r:id="rIdvbt8oiofs-er2jfyvjwfc">
+      <w:hyperlink w:history="1" r:id="rIdn9i3gnrunmglnwamhtyog">
         <w:r>
           <w:rPr>
             <w:rStyle w:val="Hyperlink"/>
@@ -4145,7 +4145,7 @@
       <w:r>
         <w:t xml:space="preserve">. USGS. </w:t>
       </w:r>
-      <w:hyperlink w:history="1" r:id="rIdbh6alfez4eutuqvgdrdpi">
+      <w:hyperlink w:history="1" r:id="rIdw9jevduj3u3k5dmrbbgp8">
         <w:r>
           <w:rPr>
             <w:rStyle w:val="Hyperlink"/>
@@ -4168,7 +4168,7 @@
       <w:r>
         <w:t xml:space="preserve">. California Wildfire. </w:t>
       </w:r>
-      <w:hyperlink w:history="1" r:id="rIde_p1lc139mwvjnv6qmymc">
+      <w:hyperlink w:history="1" r:id="rIdcmt6kgocij-iaeulmnahg">
         <w:r>
           <w:rPr>
             <w:rStyle w:val="Hyperlink"/>
@@ -4191,7 +4191,7 @@
       <w:r>
         <w:t xml:space="preserve">. California Wildfire &amp; Forest Resilience Task Force. </w:t>
       </w:r>
-      <w:hyperlink w:history="1" r:id="rIdncr56fwsasvdkgfsj8jk1">
+      <w:hyperlink w:history="1" r:id="rIdtdyjfwhf7e4canbf16euq">
         <w:r>
           <w:rPr>
             <w:rStyle w:val="Hyperlink"/>
@@ -4327,7 +4327,7 @@
       <w:r>
         <w:t xml:space="preserve">Utilized data from the Wildfire and Forest Resilience Task Force’s Beta Treatment Tracker </w:t>
       </w:r>
-      <w:hyperlink w:history="1" r:id="rIdmmvxzjsusvhe8dis9wewk">
+      <w:hyperlink w:history="1" r:id="rIdydi79iid6lamfvettcw94">
         <w:r>
           <w:rPr>
             <w:rStyle w:val="Hyperlink"/>

--- a/chapters/exports/07-resilience.docx
+++ b/chapters/exports/07-resilience.docx
@@ -3836,7 +3836,7 @@
       <w:r>
         <w:t xml:space="preserve">. California Forest Foundation. </w:t>
       </w:r>
-      <w:hyperlink w:history="1" r:id="rIdlaccm4hsaaq9x9uums_mm">
+      <w:hyperlink w:history="1" r:id="rId704vkut8x_8rarkl854gg">
         <w:r>
           <w:rPr>
             <w:rStyle w:val="Hyperlink"/>
@@ -3869,7 +3869,7 @@
       <w:r>
         <w:t xml:space="preserve">(5). </w:t>
       </w:r>
-      <w:hyperlink w:history="1" r:id="rIdozmnp2t-xoqvfgqhb5crv">
+      <w:hyperlink w:history="1" r:id="rIdp4eeh-bvbwuyqix3cf1kr">
         <w:r>
           <w:rPr>
             <w:rStyle w:val="Hyperlink"/>
@@ -3892,7 +3892,7 @@
       <w:r>
         <w:t xml:space="preserve">. Board of Forestry. </w:t>
       </w:r>
-      <w:hyperlink w:history="1" r:id="rIdayzrvpq9hk-qoiu6fj70y">
+      <w:hyperlink w:history="1" r:id="rIdcpi60nkdj5ndsacqhgbay">
         <w:r>
           <w:rPr>
             <w:rStyle w:val="Hyperlink"/>
@@ -3915,7 +3915,7 @@
       <w:r>
         <w:t xml:space="preserve">. CAL FIRE. </w:t>
       </w:r>
-      <w:hyperlink w:history="1" r:id="rIdk02wcqfrh2sbp8wboxgih">
+      <w:hyperlink w:history="1" r:id="rIdsh-fkaspexthv-tm672sq">
         <w:r>
           <w:rPr>
             <w:rStyle w:val="Hyperlink"/>
@@ -3938,7 +3938,7 @@
       <w:r>
         <w:t xml:space="preserve">. Scholars’ Bank. </w:t>
       </w:r>
-      <w:hyperlink w:history="1" r:id="rIdbfxojhyv9pdmhdtxpfvsg">
+      <w:hyperlink w:history="1" r:id="rIdepeatwhrzaxuyjpowocyf">
         <w:r>
           <w:rPr>
             <w:rStyle w:val="Hyperlink"/>
@@ -3961,7 +3961,7 @@
       <w:r>
         <w:t xml:space="preserve">. </w:t>
       </w:r>
-      <w:hyperlink w:history="1" r:id="rIdmeijawhyct4zvedcmf2sy">
+      <w:hyperlink w:history="1" r:id="rId_ilxjsgjufc_ep-glzvvz">
         <w:r>
           <w:rPr>
             <w:rStyle w:val="Hyperlink"/>
@@ -3984,7 +3984,7 @@
       <w:r>
         <w:t xml:space="preserve">. </w:t>
       </w:r>
-      <w:hyperlink w:history="1" r:id="rIdzc_nsyrl_uzqdzcxr8rsf">
+      <w:hyperlink w:history="1" r:id="rIdsgysrsabmjnczxqcgcma4">
         <w:r>
           <w:rPr>
             <w:rStyle w:val="Hyperlink"/>
@@ -4007,7 +4007,7 @@
       <w:r>
         <w:t xml:space="preserve">. </w:t>
       </w:r>
-      <w:hyperlink w:history="1" r:id="rIdnurbeoez0be-wtudebqa7">
+      <w:hyperlink w:history="1" r:id="rId3yhrxjf8zb5bcfu2vuamq">
         <w:r>
           <w:rPr>
             <w:rStyle w:val="Hyperlink"/>
@@ -4030,7 +4030,7 @@
       <w:r>
         <w:t xml:space="preserve">. OEHHA. </w:t>
       </w:r>
-      <w:hyperlink w:history="1" r:id="rIdp9136ktg5howhucfhggsh">
+      <w:hyperlink w:history="1" r:id="rId2unumcj2agwxq7my64xvs">
         <w:r>
           <w:rPr>
             <w:rStyle w:val="Hyperlink"/>
@@ -4053,7 +4053,7 @@
       <w:r>
         <w:t xml:space="preserve">. </w:t>
       </w:r>
-      <w:hyperlink w:history="1" r:id="rIdhft1wievuf-lofpse8trn">
+      <w:hyperlink w:history="1" r:id="rIdrjnbybckwb3pdkiomx8h9">
         <w:r>
           <w:rPr>
             <w:rStyle w:val="Hyperlink"/>
@@ -4076,7 +4076,7 @@
       <w:r>
         <w:t xml:space="preserve">. </w:t>
       </w:r>
-      <w:hyperlink w:history="1" r:id="rIdxjzeesorzgwxqv805l6nz">
+      <w:hyperlink w:history="1" r:id="rIdayokpxn9fxk_7demllfvs">
         <w:r>
           <w:rPr>
             <w:rStyle w:val="Hyperlink"/>
@@ -4099,7 +4099,7 @@
       <w:r>
         <w:t xml:space="preserve">. USDA ERS. </w:t>
       </w:r>
-      <w:hyperlink w:history="1" r:id="rIdubnlr34tc3sw26dw9zzrn">
+      <w:hyperlink w:history="1" r:id="rIduzsnvfnxkozsjd-gwolqc">
         <w:r>
           <w:rPr>
             <w:rStyle w:val="Hyperlink"/>
@@ -4122,7 +4122,7 @@
       <w:r>
         <w:t xml:space="preserve">. USDA Climate Hubs. </w:t>
       </w:r>
-      <w:hyperlink w:history="1" r:id="rIdn9i3gnrunmglnwamhtyog">
+      <w:hyperlink w:history="1" r:id="rIda3e82r_rmtzr8xdc6s5b-">
         <w:r>
           <w:rPr>
             <w:rStyle w:val="Hyperlink"/>
@@ -4145,7 +4145,7 @@
       <w:r>
         <w:t xml:space="preserve">. USGS. </w:t>
       </w:r>
-      <w:hyperlink w:history="1" r:id="rIdw9jevduj3u3k5dmrbbgp8">
+      <w:hyperlink w:history="1" r:id="rIdeg6l4_y_l316lkhi2hj3k">
         <w:r>
           <w:rPr>
             <w:rStyle w:val="Hyperlink"/>
@@ -4168,7 +4168,7 @@
       <w:r>
         <w:t xml:space="preserve">. California Wildfire. </w:t>
       </w:r>
-      <w:hyperlink w:history="1" r:id="rIdcmt6kgocij-iaeulmnahg">
+      <w:hyperlink w:history="1" r:id="rIdcb4lbqqx6byuyme7nmglj">
         <w:r>
           <w:rPr>
             <w:rStyle w:val="Hyperlink"/>
@@ -4191,7 +4191,7 @@
       <w:r>
         <w:t xml:space="preserve">. California Wildfire &amp; Forest Resilience Task Force. </w:t>
       </w:r>
-      <w:hyperlink w:history="1" r:id="rIdtdyjfwhf7e4canbf16euq">
+      <w:hyperlink w:history="1" r:id="rIdkyhrlrowvatcromrqajvw">
         <w:r>
           <w:rPr>
             <w:rStyle w:val="Hyperlink"/>
@@ -4327,7 +4327,7 @@
       <w:r>
         <w:t xml:space="preserve">Utilized data from the Wildfire and Forest Resilience Task Force’s Beta Treatment Tracker </w:t>
       </w:r>
-      <w:hyperlink w:history="1" r:id="rIdydi79iid6lamfvettcw94">
+      <w:hyperlink w:history="1" r:id="rIdhqwsmgcgrxu_wllhhya2u">
         <w:r>
           <w:rPr>
             <w:rStyle w:val="Hyperlink"/>

--- a/chapters/exports/07-resilience.docx
+++ b/chapters/exports/07-resilience.docx
@@ -3836,7 +3836,7 @@
       <w:r>
         <w:t xml:space="preserve">. California Forest Foundation. </w:t>
       </w:r>
-      <w:hyperlink w:history="1" r:id="rId704vkut8x_8rarkl854gg">
+      <w:hyperlink w:history="1" r:id="rIdl0gpc4kx95we4xe8oae1x">
         <w:r>
           <w:rPr>
             <w:rStyle w:val="Hyperlink"/>
@@ -3869,7 +3869,7 @@
       <w:r>
         <w:t xml:space="preserve">(5). </w:t>
       </w:r>
-      <w:hyperlink w:history="1" r:id="rIdp4eeh-bvbwuyqix3cf1kr">
+      <w:hyperlink w:history="1" r:id="rIdl8azkf3cnfr97pkdbciwa">
         <w:r>
           <w:rPr>
             <w:rStyle w:val="Hyperlink"/>
@@ -3892,7 +3892,7 @@
       <w:r>
         <w:t xml:space="preserve">. Board of Forestry. </w:t>
       </w:r>
-      <w:hyperlink w:history="1" r:id="rIdcpi60nkdj5ndsacqhgbay">
+      <w:hyperlink w:history="1" r:id="rIdwhmyossbdeknfto62j9f1">
         <w:r>
           <w:rPr>
             <w:rStyle w:val="Hyperlink"/>
@@ -3915,7 +3915,7 @@
       <w:r>
         <w:t xml:space="preserve">. CAL FIRE. </w:t>
       </w:r>
-      <w:hyperlink w:history="1" r:id="rIdsh-fkaspexthv-tm672sq">
+      <w:hyperlink w:history="1" r:id="rIdiaajcegal_nqxii0rxefl">
         <w:r>
           <w:rPr>
             <w:rStyle w:val="Hyperlink"/>
@@ -3938,7 +3938,7 @@
       <w:r>
         <w:t xml:space="preserve">. Scholars’ Bank. </w:t>
       </w:r>
-      <w:hyperlink w:history="1" r:id="rIdepeatwhrzaxuyjpowocyf">
+      <w:hyperlink w:history="1" r:id="rIddo6dfubfscnfdmfv9-hcl">
         <w:r>
           <w:rPr>
             <w:rStyle w:val="Hyperlink"/>
@@ -3961,7 +3961,7 @@
       <w:r>
         <w:t xml:space="preserve">. </w:t>
       </w:r>
-      <w:hyperlink w:history="1" r:id="rId_ilxjsgjufc_ep-glzvvz">
+      <w:hyperlink w:history="1" r:id="rIdukhcjopuma_b7fen-ohv2">
         <w:r>
           <w:rPr>
             <w:rStyle w:val="Hyperlink"/>
@@ -3984,7 +3984,7 @@
       <w:r>
         <w:t xml:space="preserve">. </w:t>
       </w:r>
-      <w:hyperlink w:history="1" r:id="rIdsgysrsabmjnczxqcgcma4">
+      <w:hyperlink w:history="1" r:id="rIdpcr5_w4kvjiqfd6qnkkxu">
         <w:r>
           <w:rPr>
             <w:rStyle w:val="Hyperlink"/>
@@ -4007,7 +4007,7 @@
       <w:r>
         <w:t xml:space="preserve">. </w:t>
       </w:r>
-      <w:hyperlink w:history="1" r:id="rId3yhrxjf8zb5bcfu2vuamq">
+      <w:hyperlink w:history="1" r:id="rIdpmafa07okyswfntadpt4y">
         <w:r>
           <w:rPr>
             <w:rStyle w:val="Hyperlink"/>
@@ -4030,7 +4030,7 @@
       <w:r>
         <w:t xml:space="preserve">. OEHHA. </w:t>
       </w:r>
-      <w:hyperlink w:history="1" r:id="rId2unumcj2agwxq7my64xvs">
+      <w:hyperlink w:history="1" r:id="rId-qasle4u2chkl5sn8qo7t">
         <w:r>
           <w:rPr>
             <w:rStyle w:val="Hyperlink"/>
@@ -4053,7 +4053,7 @@
       <w:r>
         <w:t xml:space="preserve">. </w:t>
       </w:r>
-      <w:hyperlink w:history="1" r:id="rIdrjnbybckwb3pdkiomx8h9">
+      <w:hyperlink w:history="1" r:id="rIdp10nfxpu0im3nz51akp23">
         <w:r>
           <w:rPr>
             <w:rStyle w:val="Hyperlink"/>
@@ -4076,7 +4076,7 @@
       <w:r>
         <w:t xml:space="preserve">. </w:t>
       </w:r>
-      <w:hyperlink w:history="1" r:id="rIdayokpxn9fxk_7demllfvs">
+      <w:hyperlink w:history="1" r:id="rIdm0n6gmlsnqpz-1tj5exai">
         <w:r>
           <w:rPr>
             <w:rStyle w:val="Hyperlink"/>
@@ -4099,7 +4099,7 @@
       <w:r>
         <w:t xml:space="preserve">. USDA ERS. </w:t>
       </w:r>
-      <w:hyperlink w:history="1" r:id="rIduzsnvfnxkozsjd-gwolqc">
+      <w:hyperlink w:history="1" r:id="rIdh0vkjkubtfsyglev5pusb">
         <w:r>
           <w:rPr>
             <w:rStyle w:val="Hyperlink"/>
@@ -4122,7 +4122,7 @@
       <w:r>
         <w:t xml:space="preserve">. USDA Climate Hubs. </w:t>
       </w:r>
-      <w:hyperlink w:history="1" r:id="rIda3e82r_rmtzr8xdc6s5b-">
+      <w:hyperlink w:history="1" r:id="rIdoi1a3rvlq0plwstholf9p">
         <w:r>
           <w:rPr>
             <w:rStyle w:val="Hyperlink"/>
@@ -4145,7 +4145,7 @@
       <w:r>
         <w:t xml:space="preserve">. USGS. </w:t>
       </w:r>
-      <w:hyperlink w:history="1" r:id="rIdeg6l4_y_l316lkhi2hj3k">
+      <w:hyperlink w:history="1" r:id="rId2t1vq2fwhezkc_nwyq_sk">
         <w:r>
           <w:rPr>
             <w:rStyle w:val="Hyperlink"/>
@@ -4168,7 +4168,7 @@
       <w:r>
         <w:t xml:space="preserve">. California Wildfire. </w:t>
       </w:r>
-      <w:hyperlink w:history="1" r:id="rIdcb4lbqqx6byuyme7nmglj">
+      <w:hyperlink w:history="1" r:id="rIdrgubhx46wvwkfam3mk5i1">
         <w:r>
           <w:rPr>
             <w:rStyle w:val="Hyperlink"/>
@@ -4191,7 +4191,7 @@
       <w:r>
         <w:t xml:space="preserve">. California Wildfire &amp; Forest Resilience Task Force. </w:t>
       </w:r>
-      <w:hyperlink w:history="1" r:id="rIdkyhrlrowvatcromrqajvw">
+      <w:hyperlink w:history="1" r:id="rIdphwgbpdk5b6vcqgcjiybp">
         <w:r>
           <w:rPr>
             <w:rStyle w:val="Hyperlink"/>
@@ -4327,7 +4327,7 @@
       <w:r>
         <w:t xml:space="preserve">Utilized data from the Wildfire and Forest Resilience Task Force’s Beta Treatment Tracker </w:t>
       </w:r>
-      <w:hyperlink w:history="1" r:id="rIdhqwsmgcgrxu_wllhhya2u">
+      <w:hyperlink w:history="1" r:id="rIdlkyq4txwsjvp2bya1jpx_">
         <w:r>
           <w:rPr>
             <w:rStyle w:val="Hyperlink"/>

--- a/chapters/exports/07-resilience.docx
+++ b/chapters/exports/07-resilience.docx
@@ -3836,7 +3836,7 @@
       <w:r>
         <w:t xml:space="preserve">. California Forest Foundation. </w:t>
       </w:r>
-      <w:hyperlink w:history="1" r:id="rIdl0gpc4kx95we4xe8oae1x">
+      <w:hyperlink w:history="1" r:id="rIdwrqvsycolczxjiwxtq1ld">
         <w:r>
           <w:rPr>
             <w:rStyle w:val="Hyperlink"/>
@@ -3869,7 +3869,7 @@
       <w:r>
         <w:t xml:space="preserve">(5). </w:t>
       </w:r>
-      <w:hyperlink w:history="1" r:id="rIdl8azkf3cnfr97pkdbciwa">
+      <w:hyperlink w:history="1" r:id="rIdwwz66wc9twx1tyfusuk45">
         <w:r>
           <w:rPr>
             <w:rStyle w:val="Hyperlink"/>
@@ -3892,7 +3892,7 @@
       <w:r>
         <w:t xml:space="preserve">. Board of Forestry. </w:t>
       </w:r>
-      <w:hyperlink w:history="1" r:id="rIdwhmyossbdeknfto62j9f1">
+      <w:hyperlink w:history="1" r:id="rIdnq20z93z6qc0qd96ojmmt">
         <w:r>
           <w:rPr>
             <w:rStyle w:val="Hyperlink"/>
@@ -3915,7 +3915,7 @@
       <w:r>
         <w:t xml:space="preserve">. CAL FIRE. </w:t>
       </w:r>
-      <w:hyperlink w:history="1" r:id="rIdiaajcegal_nqxii0rxefl">
+      <w:hyperlink w:history="1" r:id="rIdfd_3htz2_5htxfdtfymg3">
         <w:r>
           <w:rPr>
             <w:rStyle w:val="Hyperlink"/>
@@ -3938,7 +3938,7 @@
       <w:r>
         <w:t xml:space="preserve">. Scholars’ Bank. </w:t>
       </w:r>
-      <w:hyperlink w:history="1" r:id="rIddo6dfubfscnfdmfv9-hcl">
+      <w:hyperlink w:history="1" r:id="rIdjk5hq8gkqnre4a8_040hv">
         <w:r>
           <w:rPr>
             <w:rStyle w:val="Hyperlink"/>
@@ -3961,7 +3961,7 @@
       <w:r>
         <w:t xml:space="preserve">. </w:t>
       </w:r>
-      <w:hyperlink w:history="1" r:id="rIdukhcjopuma_b7fen-ohv2">
+      <w:hyperlink w:history="1" r:id="rId1zg_t5bkov2q2b50znf21">
         <w:r>
           <w:rPr>
             <w:rStyle w:val="Hyperlink"/>
@@ -3984,7 +3984,7 @@
       <w:r>
         <w:t xml:space="preserve">. </w:t>
       </w:r>
-      <w:hyperlink w:history="1" r:id="rIdpcr5_w4kvjiqfd6qnkkxu">
+      <w:hyperlink w:history="1" r:id="rIdesad6p8qsfxgnzuwknyio">
         <w:r>
           <w:rPr>
             <w:rStyle w:val="Hyperlink"/>
@@ -4007,7 +4007,7 @@
       <w:r>
         <w:t xml:space="preserve">. </w:t>
       </w:r>
-      <w:hyperlink w:history="1" r:id="rIdpmafa07okyswfntadpt4y">
+      <w:hyperlink w:history="1" r:id="rId6dwtr8d4gnk3kzsyvs7hn">
         <w:r>
           <w:rPr>
             <w:rStyle w:val="Hyperlink"/>
@@ -4030,7 +4030,7 @@
       <w:r>
         <w:t xml:space="preserve">. OEHHA. </w:t>
       </w:r>
-      <w:hyperlink w:history="1" r:id="rId-qasle4u2chkl5sn8qo7t">
+      <w:hyperlink w:history="1" r:id="rId2kwvsjhneo11smfsomgmg">
         <w:r>
           <w:rPr>
             <w:rStyle w:val="Hyperlink"/>
@@ -4053,7 +4053,7 @@
       <w:r>
         <w:t xml:space="preserve">. </w:t>
       </w:r>
-      <w:hyperlink w:history="1" r:id="rIdp10nfxpu0im3nz51akp23">
+      <w:hyperlink w:history="1" r:id="rIdiq4tnex4c7pkotboweckr">
         <w:r>
           <w:rPr>
             <w:rStyle w:val="Hyperlink"/>
@@ -4076,7 +4076,7 @@
       <w:r>
         <w:t xml:space="preserve">. </w:t>
       </w:r>
-      <w:hyperlink w:history="1" r:id="rIdm0n6gmlsnqpz-1tj5exai">
+      <w:hyperlink w:history="1" r:id="rIdnvo2soevy5x8ayiu-ddzr">
         <w:r>
           <w:rPr>
             <w:rStyle w:val="Hyperlink"/>
@@ -4099,7 +4099,7 @@
       <w:r>
         <w:t xml:space="preserve">. USDA ERS. </w:t>
       </w:r>
-      <w:hyperlink w:history="1" r:id="rIdh0vkjkubtfsyglev5pusb">
+      <w:hyperlink w:history="1" r:id="rIdhalpenzxjl1cbjbzoyhjl">
         <w:r>
           <w:rPr>
             <w:rStyle w:val="Hyperlink"/>
@@ -4122,7 +4122,7 @@
       <w:r>
         <w:t xml:space="preserve">. USDA Climate Hubs. </w:t>
       </w:r>
-      <w:hyperlink w:history="1" r:id="rIdoi1a3rvlq0plwstholf9p">
+      <w:hyperlink w:history="1" r:id="rIdlmffc23tgzrfn8mnz3tlv">
         <w:r>
           <w:rPr>
             <w:rStyle w:val="Hyperlink"/>
@@ -4145,7 +4145,7 @@
       <w:r>
         <w:t xml:space="preserve">. USGS. </w:t>
       </w:r>
-      <w:hyperlink w:history="1" r:id="rId2t1vq2fwhezkc_nwyq_sk">
+      <w:hyperlink w:history="1" r:id="rIdukqkpmqohr7cmpbvloip_">
         <w:r>
           <w:rPr>
             <w:rStyle w:val="Hyperlink"/>
@@ -4168,7 +4168,7 @@
       <w:r>
         <w:t xml:space="preserve">. California Wildfire. </w:t>
       </w:r>
-      <w:hyperlink w:history="1" r:id="rIdrgubhx46wvwkfam3mk5i1">
+      <w:hyperlink w:history="1" r:id="rIdc__wcuir64dwff2sakqli">
         <w:r>
           <w:rPr>
             <w:rStyle w:val="Hyperlink"/>
@@ -4191,7 +4191,7 @@
       <w:r>
         <w:t xml:space="preserve">. California Wildfire &amp; Forest Resilience Task Force. </w:t>
       </w:r>
-      <w:hyperlink w:history="1" r:id="rIdphwgbpdk5b6vcqgcjiybp">
+      <w:hyperlink w:history="1" r:id="rIdz-s1vatfg9klivgxi76fc">
         <w:r>
           <w:rPr>
             <w:rStyle w:val="Hyperlink"/>
@@ -4327,7 +4327,7 @@
       <w:r>
         <w:t xml:space="preserve">Utilized data from the Wildfire and Forest Resilience Task Force’s Beta Treatment Tracker </w:t>
       </w:r>
-      <w:hyperlink w:history="1" r:id="rIdlkyq4txwsjvp2bya1jpx_">
+      <w:hyperlink w:history="1" r:id="rId0iuxoolqif4lppesx2znm">
         <w:r>
           <w:rPr>
             <w:rStyle w:val="Hyperlink"/>

--- a/chapters/exports/07-resilience.docx
+++ b/chapters/exports/07-resilience.docx
@@ -3836,7 +3836,7 @@
       <w:r>
         <w:t xml:space="preserve">. California Forest Foundation. </w:t>
       </w:r>
-      <w:hyperlink w:history="1" r:id="rIdwrqvsycolczxjiwxtq1ld">
+      <w:hyperlink w:history="1" r:id="rIdl8lf56uw1fbtr6woxn4bh">
         <w:r>
           <w:rPr>
             <w:rStyle w:val="Hyperlink"/>
@@ -3869,7 +3869,7 @@
       <w:r>
         <w:t xml:space="preserve">(5). </w:t>
       </w:r>
-      <w:hyperlink w:history="1" r:id="rIdwwz66wc9twx1tyfusuk45">
+      <w:hyperlink w:history="1" r:id="rIdo_xra8we5gxhaeszqwmrb">
         <w:r>
           <w:rPr>
             <w:rStyle w:val="Hyperlink"/>
@@ -3892,7 +3892,7 @@
       <w:r>
         <w:t xml:space="preserve">. Board of Forestry. </w:t>
       </w:r>
-      <w:hyperlink w:history="1" r:id="rIdnq20z93z6qc0qd96ojmmt">
+      <w:hyperlink w:history="1" r:id="rIdipvoavn1a2p2d6m92gtp9">
         <w:r>
           <w:rPr>
             <w:rStyle w:val="Hyperlink"/>
@@ -3915,7 +3915,7 @@
       <w:r>
         <w:t xml:space="preserve">. CAL FIRE. </w:t>
       </w:r>
-      <w:hyperlink w:history="1" r:id="rIdfd_3htz2_5htxfdtfymg3">
+      <w:hyperlink w:history="1" r:id="rIdmgv8bg1umi3qcdv8tueac">
         <w:r>
           <w:rPr>
             <w:rStyle w:val="Hyperlink"/>
@@ -3938,7 +3938,7 @@
       <w:r>
         <w:t xml:space="preserve">. Scholars’ Bank. </w:t>
       </w:r>
-      <w:hyperlink w:history="1" r:id="rIdjk5hq8gkqnre4a8_040hv">
+      <w:hyperlink w:history="1" r:id="rIdv_lmslob3jwsb7en7j4ig">
         <w:r>
           <w:rPr>
             <w:rStyle w:val="Hyperlink"/>
@@ -3961,7 +3961,7 @@
       <w:r>
         <w:t xml:space="preserve">. </w:t>
       </w:r>
-      <w:hyperlink w:history="1" r:id="rId1zg_t5bkov2q2b50znf21">
+      <w:hyperlink w:history="1" r:id="rIdjvbzx85djwkki5ph9qvzu">
         <w:r>
           <w:rPr>
             <w:rStyle w:val="Hyperlink"/>
@@ -3984,7 +3984,7 @@
       <w:r>
         <w:t xml:space="preserve">. </w:t>
       </w:r>
-      <w:hyperlink w:history="1" r:id="rIdesad6p8qsfxgnzuwknyio">
+      <w:hyperlink w:history="1" r:id="rId7hefvafh1ci3ysk00hx8v">
         <w:r>
           <w:rPr>
             <w:rStyle w:val="Hyperlink"/>
@@ -4007,7 +4007,7 @@
       <w:r>
         <w:t xml:space="preserve">. </w:t>
       </w:r>
-      <w:hyperlink w:history="1" r:id="rId6dwtr8d4gnk3kzsyvs7hn">
+      <w:hyperlink w:history="1" r:id="rIddui_96td-p39lpretceaz">
         <w:r>
           <w:rPr>
             <w:rStyle w:val="Hyperlink"/>
@@ -4030,7 +4030,7 @@
       <w:r>
         <w:t xml:space="preserve">. OEHHA. </w:t>
       </w:r>
-      <w:hyperlink w:history="1" r:id="rId2kwvsjhneo11smfsomgmg">
+      <w:hyperlink w:history="1" r:id="rIdozssy1waczxepykjjgs_o">
         <w:r>
           <w:rPr>
             <w:rStyle w:val="Hyperlink"/>
@@ -4053,7 +4053,7 @@
       <w:r>
         <w:t xml:space="preserve">. </w:t>
       </w:r>
-      <w:hyperlink w:history="1" r:id="rIdiq4tnex4c7pkotboweckr">
+      <w:hyperlink w:history="1" r:id="rIdv9b2j-6dkbv0gtrjfxakz">
         <w:r>
           <w:rPr>
             <w:rStyle w:val="Hyperlink"/>
@@ -4076,7 +4076,7 @@
       <w:r>
         <w:t xml:space="preserve">. </w:t>
       </w:r>
-      <w:hyperlink w:history="1" r:id="rIdnvo2soevy5x8ayiu-ddzr">
+      <w:hyperlink w:history="1" r:id="rIdn8zo2wfsedcmwhuvbwv3b">
         <w:r>
           <w:rPr>
             <w:rStyle w:val="Hyperlink"/>
@@ -4099,7 +4099,7 @@
       <w:r>
         <w:t xml:space="preserve">. USDA ERS. </w:t>
       </w:r>
-      <w:hyperlink w:history="1" r:id="rIdhalpenzxjl1cbjbzoyhjl">
+      <w:hyperlink w:history="1" r:id="rIdj4jrfdwj6d2zjpqissmuw">
         <w:r>
           <w:rPr>
             <w:rStyle w:val="Hyperlink"/>
@@ -4122,7 +4122,7 @@
       <w:r>
         <w:t xml:space="preserve">. USDA Climate Hubs. </w:t>
       </w:r>
-      <w:hyperlink w:history="1" r:id="rIdlmffc23tgzrfn8mnz3tlv">
+      <w:hyperlink w:history="1" r:id="rIdzop_y7dndpm5mxhubwhfr">
         <w:r>
           <w:rPr>
             <w:rStyle w:val="Hyperlink"/>
@@ -4145,7 +4145,7 @@
       <w:r>
         <w:t xml:space="preserve">. USGS. </w:t>
       </w:r>
-      <w:hyperlink w:history="1" r:id="rIdukqkpmqohr7cmpbvloip_">
+      <w:hyperlink w:history="1" r:id="rIdxkhcjwezlkwexxnp9tvp4">
         <w:r>
           <w:rPr>
             <w:rStyle w:val="Hyperlink"/>
@@ -4168,7 +4168,7 @@
       <w:r>
         <w:t xml:space="preserve">. California Wildfire. </w:t>
       </w:r>
-      <w:hyperlink w:history="1" r:id="rIdc__wcuir64dwff2sakqli">
+      <w:hyperlink w:history="1" r:id="rIdzk2vo9rml1onpgyc51otm">
         <w:r>
           <w:rPr>
             <w:rStyle w:val="Hyperlink"/>
@@ -4191,7 +4191,7 @@
       <w:r>
         <w:t xml:space="preserve">. California Wildfire &amp; Forest Resilience Task Force. </w:t>
       </w:r>
-      <w:hyperlink w:history="1" r:id="rIdz-s1vatfg9klivgxi76fc">
+      <w:hyperlink w:history="1" r:id="rIdiy8itwumsj67baqmf1efn">
         <w:r>
           <w:rPr>
             <w:rStyle w:val="Hyperlink"/>
@@ -4327,7 +4327,7 @@
       <w:r>
         <w:t xml:space="preserve">Utilized data from the Wildfire and Forest Resilience Task Force’s Beta Treatment Tracker </w:t>
       </w:r>
-      <w:hyperlink w:history="1" r:id="rId0iuxoolqif4lppesx2znm">
+      <w:hyperlink w:history="1" r:id="rIdeia3wrnprneiglymdrvsp">
         <w:r>
           <w:rPr>
             <w:rStyle w:val="Hyperlink"/>

--- a/chapters/exports/07-resilience.docx
+++ b/chapters/exports/07-resilience.docx
@@ -3836,7 +3836,7 @@
       <w:r>
         <w:t xml:space="preserve">. California Forest Foundation. </w:t>
       </w:r>
-      <w:hyperlink w:history="1" r:id="rIdl8lf56uw1fbtr6woxn4bh">
+      <w:hyperlink w:history="1" r:id="rIdhrtph22kczymts3yj3d8r">
         <w:r>
           <w:rPr>
             <w:rStyle w:val="Hyperlink"/>
@@ -3869,7 +3869,7 @@
       <w:r>
         <w:t xml:space="preserve">(5). </w:t>
       </w:r>
-      <w:hyperlink w:history="1" r:id="rIdo_xra8we5gxhaeszqwmrb">
+      <w:hyperlink w:history="1" r:id="rIdzy4qjaa3bfgctcon2kwoo">
         <w:r>
           <w:rPr>
             <w:rStyle w:val="Hyperlink"/>
@@ -3892,7 +3892,7 @@
       <w:r>
         <w:t xml:space="preserve">. Board of Forestry. </w:t>
       </w:r>
-      <w:hyperlink w:history="1" r:id="rIdipvoavn1a2p2d6m92gtp9">
+      <w:hyperlink w:history="1" r:id="rIdk7u9lrwvorydp-b5q-njl">
         <w:r>
           <w:rPr>
             <w:rStyle w:val="Hyperlink"/>
@@ -3915,7 +3915,7 @@
       <w:r>
         <w:t xml:space="preserve">. CAL FIRE. </w:t>
       </w:r>
-      <w:hyperlink w:history="1" r:id="rIdmgv8bg1umi3qcdv8tueac">
+      <w:hyperlink w:history="1" r:id="rId5u39ihsgyrbgdf-s6h6-_">
         <w:r>
           <w:rPr>
             <w:rStyle w:val="Hyperlink"/>
@@ -3938,7 +3938,7 @@
       <w:r>
         <w:t xml:space="preserve">. Scholars’ Bank. </w:t>
       </w:r>
-      <w:hyperlink w:history="1" r:id="rIdv_lmslob3jwsb7en7j4ig">
+      <w:hyperlink w:history="1" r:id="rIdyftrowkuyyrucjs-xsrpo">
         <w:r>
           <w:rPr>
             <w:rStyle w:val="Hyperlink"/>
@@ -3961,7 +3961,7 @@
       <w:r>
         <w:t xml:space="preserve">. </w:t>
       </w:r>
-      <w:hyperlink w:history="1" r:id="rIdjvbzx85djwkki5ph9qvzu">
+      <w:hyperlink w:history="1" r:id="rId8v9n_jllnvjtuo02hfgfq">
         <w:r>
           <w:rPr>
             <w:rStyle w:val="Hyperlink"/>
@@ -3984,7 +3984,7 @@
       <w:r>
         <w:t xml:space="preserve">. </w:t>
       </w:r>
-      <w:hyperlink w:history="1" r:id="rId7hefvafh1ci3ysk00hx8v">
+      <w:hyperlink w:history="1" r:id="rIdybhqyxqywpkwrcnasl-63">
         <w:r>
           <w:rPr>
             <w:rStyle w:val="Hyperlink"/>
@@ -4007,7 +4007,7 @@
       <w:r>
         <w:t xml:space="preserve">. </w:t>
       </w:r>
-      <w:hyperlink w:history="1" r:id="rIddui_96td-p39lpretceaz">
+      <w:hyperlink w:history="1" r:id="rIdnoacr8qzvmicgsxdyzilr">
         <w:r>
           <w:rPr>
             <w:rStyle w:val="Hyperlink"/>
@@ -4030,7 +4030,7 @@
       <w:r>
         <w:t xml:space="preserve">. OEHHA. </w:t>
       </w:r>
-      <w:hyperlink w:history="1" r:id="rIdozssy1waczxepykjjgs_o">
+      <w:hyperlink w:history="1" r:id="rIdvamitxisqur_l8-q8tb-z">
         <w:r>
           <w:rPr>
             <w:rStyle w:val="Hyperlink"/>
@@ -4053,7 +4053,7 @@
       <w:r>
         <w:t xml:space="preserve">. </w:t>
       </w:r>
-      <w:hyperlink w:history="1" r:id="rIdv9b2j-6dkbv0gtrjfxakz">
+      <w:hyperlink w:history="1" r:id="rId2bfa6m5fybz28kvjrxlu1">
         <w:r>
           <w:rPr>
             <w:rStyle w:val="Hyperlink"/>
@@ -4076,7 +4076,7 @@
       <w:r>
         <w:t xml:space="preserve">. </w:t>
       </w:r>
-      <w:hyperlink w:history="1" r:id="rIdn8zo2wfsedcmwhuvbwv3b">
+      <w:hyperlink w:history="1" r:id="rIddfaxxijbjos39hdmkljqr">
         <w:r>
           <w:rPr>
             <w:rStyle w:val="Hyperlink"/>
@@ -4099,7 +4099,7 @@
       <w:r>
         <w:t xml:space="preserve">. USDA ERS. </w:t>
       </w:r>
-      <w:hyperlink w:history="1" r:id="rIdj4jrfdwj6d2zjpqissmuw">
+      <w:hyperlink w:history="1" r:id="rId0az9v3yvzxbmmzr87txzb">
         <w:r>
           <w:rPr>
             <w:rStyle w:val="Hyperlink"/>
@@ -4122,7 +4122,7 @@
       <w:r>
         <w:t xml:space="preserve">. USDA Climate Hubs. </w:t>
       </w:r>
-      <w:hyperlink w:history="1" r:id="rIdzop_y7dndpm5mxhubwhfr">
+      <w:hyperlink w:history="1" r:id="rIddtkp8eksbvjc-o6zll95w">
         <w:r>
           <w:rPr>
             <w:rStyle w:val="Hyperlink"/>
@@ -4145,7 +4145,7 @@
       <w:r>
         <w:t xml:space="preserve">. USGS. </w:t>
       </w:r>
-      <w:hyperlink w:history="1" r:id="rIdxkhcjwezlkwexxnp9tvp4">
+      <w:hyperlink w:history="1" r:id="rId-ybezgnf5nmgl5mzevbzh">
         <w:r>
           <w:rPr>
             <w:rStyle w:val="Hyperlink"/>
@@ -4168,7 +4168,7 @@
       <w:r>
         <w:t xml:space="preserve">. California Wildfire. </w:t>
       </w:r>
-      <w:hyperlink w:history="1" r:id="rIdzk2vo9rml1onpgyc51otm">
+      <w:hyperlink w:history="1" r:id="rIdzfmvmyz7qajqhtymxpujb">
         <w:r>
           <w:rPr>
             <w:rStyle w:val="Hyperlink"/>
@@ -4191,7 +4191,7 @@
       <w:r>
         <w:t xml:space="preserve">. California Wildfire &amp; Forest Resilience Task Force. </w:t>
       </w:r>
-      <w:hyperlink w:history="1" r:id="rIdiy8itwumsj67baqmf1efn">
+      <w:hyperlink w:history="1" r:id="rIduyyjat-mp-u8ijmtn7ndu">
         <w:r>
           <w:rPr>
             <w:rStyle w:val="Hyperlink"/>
@@ -4327,7 +4327,7 @@
       <w:r>
         <w:t xml:space="preserve">Utilized data from the Wildfire and Forest Resilience Task Force’s Beta Treatment Tracker </w:t>
       </w:r>
-      <w:hyperlink w:history="1" r:id="rIdeia3wrnprneiglymdrvsp">
+      <w:hyperlink w:history="1" r:id="rIdakosop3pwwy6z-c6cygo3">
         <w:r>
           <w:rPr>
             <w:rStyle w:val="Hyperlink"/>

--- a/chapters/exports/07-resilience.docx
+++ b/chapters/exports/07-resilience.docx
@@ -34,7 +34,7 @@
         <w:t xml:space="preserve">USDA (2024)</w:t>
       </w:r>
       <w:r>
-        <w:t xml:space="preserve">. The remaining forest lands are split between private industrial and private non-industrial. The bulk of California forests are made up of mixed conifers—dominated by douglas-fir, giant sequoia, Jeffrey pine, pinyon, and ponderosa pine—followed by western oak woodlands </w:t>
+        <w:t xml:space="preserve">. The remaining forest lands are split between private industrial and private non-industrial. The bulk of California forests are made up of mixed conifers—dominated by Douglas-fir, giant sequoia, Jeffrey pine, pinyon, and ponderosa pine—followed by western oak woodlands </w:t>
       </w:r>
       <w:r>
         <w:t xml:space="preserve">CFF (2024)</w:t>
@@ -45,7 +45,7 @@
     </w:p>
     <w:p>
       <w:r>
-        <w:t xml:space="preserve">These forests are fire-adapted. While wildfires are a natural element of California’s forests, human activities, land use changes, fire suppression practices, and climate change have intensified the frequency and severity of wildfires (</w:t>
+        <w:t xml:space="preserve">These forests are fire-adapted. While wildfires are a natural part of California’s forests, human activities, land-use changes, fire suppression practices, and climate change have increased the frequency and severity of wildfires (</w:t>
       </w:r>
       <w:r>
         <w:t xml:space="preserve">Figure </w:t>
@@ -66,7 +66,7 @@
           <wp:inline distT="0" distB="0" distL="0" distR="0">
             <wp:extent cx="4000500" cy="1657350"/>
             <wp:effectExtent b="0" l="0" r="0" t="0"/>
-            <wp:docPr id="55" name="" descr="" title=""/>
+            <wp:docPr id="85" name="" descr="" title=""/>
             <wp:cNvGraphicFramePr>
               <a:graphicFrameLocks xmlns:a="http://schemas.openxmlformats.org/drawingml/2006/main" noChangeAspect="1"/>
             </wp:cNvGraphicFramePr>
@@ -142,13 +142,13 @@
     </w:p>
     <w:p>
       <w:r>
-        <w:t xml:space="preserve">In 2023, California experienced over 4,500 wildfires that burned through 116,399 acres. Midway through the 2024 wildfire season, the state has already experienced 5,383 wildfires burning through 827,880 acres </w:t>
+        <w:t xml:space="preserve">In 2023, California experienced more than 4,500 wildfires that burned 116,399 acres. Midway through the 2024 wildfire season, the state has already experienced 5,383 wildfires burning through 827,880 acres </w:t>
       </w:r>
       <w:r>
         <w:t xml:space="preserve">FIRE (2024)</w:t>
       </w:r>
       <w:r>
-        <w:t xml:space="preserve">. This trend has shown no signs of slowing, with experts warning that the region has entered an era of megafires </w:t>
+        <w:t xml:space="preserve">. This trend shows no signs of slowing, and experts warn the region has entered an era of megafires </w:t>
       </w:r>
       <w:r>
         <w:t xml:space="preserve">OEHHA (2024)</w:t>
@@ -190,7 +190,7 @@
         <w:t xml:space="preserve">2</w:t>
       </w:r>
       <w:r>
-        <w:t xml:space="preserve">). This result could be due to the lack of investment and resources in those areas or the repeated fires that have changed the communities over time.</w:t>
+        <w:t xml:space="preserve">). This result could reflect a lack of investment and resources in those areas, or repeated fires that have changed the communities over time.</w:t>
       </w:r>
     </w:p>
     <w:p>
@@ -202,7 +202,7 @@
           <wp:inline distT="0" distB="0" distL="0" distR="0">
             <wp:extent cx="4000500" cy="3701515"/>
             <wp:effectExtent b="0" l="0" r="0" t="0"/>
-            <wp:docPr id="56" name="" descr="" title=""/>
+            <wp:docPr id="86" name="" descr="" title=""/>
             <wp:cNvGraphicFramePr>
               <a:graphicFrameLocks xmlns:a="http://schemas.openxmlformats.org/drawingml/2006/main" noChangeAspect="1"/>
             </wp:cNvGraphicFramePr>
@@ -272,7 +272,7 @@
     </w:p>
     <w:p>
       <w:r>
-        <w:t xml:space="preserve">Additionally, this study’s analysis on fire suppression has found that communities with high property values stop the spread of wildfires, thus reducing their deleterious impact </w:t>
+        <w:t xml:space="preserve">Additionally, this study’s analysis of fire suppression found that communities with high property values stop the spread of wildfires, reducing their deleterious impact </w:t>
       </w:r>
       <w:r>
         <w:t xml:space="preserve">Hino &amp; Field (2023)</w:t>
@@ -319,7 +319,7 @@
     </w:p>
     <w:p>
       <w:r>
-        <w:t xml:space="preserve">California has identified more than 20 million acres that need fuel treatment across various landscape types to reduce hazardous vegetation. For this analysis, treatment needs are narrowed to private forest lands and privately owned forested areas with 20% or more canopy cover. Treatment for forests includes prescribed burning, selective harvesting and thinning, herbicide applications, and constructing fuel breaks. These interventions reduce fuels that generate catastrophic fire conditions and slow-burning fires, provide buffer zones to limit crown fires and return forest lands to a state that can support low-intensity fires. In collaboration with many federal, state, local, and non-government entities, the Forest Management Task Force published California’s Wildfire and Forest Resilience Action Plan, which aims to treat one million acres of state and federal land annually by 2025 </w:t>
+        <w:t xml:space="preserve">California has identified more than 20 million acres that need fuel treatment across various landscape types to reduce hazardous vegetation. For this analysis, treatment needs are narrowed to private forest lands and privately owned forested areas with 20% or more canopy cover. Forest treatments include prescribed burning, selective harvesting and thinning, herbicide applications, and fuel break construction. These interventions reduce fuels that generate catastrophic fire conditions and slow-burning fires, provide buffer zones to limit crown fires, and return forest lands to a state that can support low-intensity fires. In collaboration with many federal, state, local, and non-government entities, the Forest Management Task Force published California’s Wildfire and Forest Resilience Action Plan, which aims to treat one million acres of state and federal land annually by 2025 </w:t>
       </w:r>
       <w:r>
         <w:t xml:space="preserve">WFRTF (2021)</w:t>
@@ -338,7 +338,7 @@
     </w:p>
     <w:p>
       <w:r>
-        <w:t xml:space="preserve">This research focuses on the spatial overlap of wildfire treatment needs within private forests in low-income regions. QGIS was used to create spatial overlaps of different maps, including land ownership, poverty, treatment, and forest mapping datasets. Python was used for statistical analysis. Previous studies have examined the relationship between populations and past wildfires, but few have analyzed the forward-looking treatment needs at a census tract level </w:t>
+        <w:t xml:space="preserve">This research focuses on the spatial overlap of wildfire treatment needs within private forests in low-income regions. We used QGIS to create spatial overlaps of maps on land ownership, poverty, treatment, and forest mapping. Python was used for statistical analysis. Previous studies have examined the relationship between populations and past wildfires, but few have analyzed the forward-looking treatment needs at a census tract level </w:t>
       </w:r>
       <w:r>
         <w:t xml:space="preserve">Hatfield (2001)</w:t>
@@ -376,7 +376,7 @@
         <w:pStyle w:val="ListParagraph"/>
         <w:numPr>
           <w:ilvl w:val="0"/>
-          <w:numId w:val="63"/>
+          <w:numId w:val="93"/>
         </w:numPr>
       </w:pPr>
       <w:r>
@@ -394,7 +394,7 @@
         <w:pStyle w:val="ListParagraph"/>
         <w:numPr>
           <w:ilvl w:val="0"/>
-          <w:numId w:val="63"/>
+          <w:numId w:val="93"/>
         </w:numPr>
       </w:pPr>
       <w:r>
@@ -412,7 +412,7 @@
         <w:pStyle w:val="ListParagraph"/>
         <w:numPr>
           <w:ilvl w:val="0"/>
-          <w:numId w:val="63"/>
+          <w:numId w:val="93"/>
         </w:numPr>
       </w:pPr>
       <w:r>
@@ -443,7 +443,7 @@
         <w:pStyle w:val="ListParagraph"/>
         <w:numPr>
           <w:ilvl w:val="0"/>
-          <w:numId w:val="64"/>
+          <w:numId w:val="94"/>
         </w:numPr>
       </w:pPr>
       <w:r>
@@ -455,7 +455,7 @@
         <w:pStyle w:val="ListParagraph"/>
         <w:numPr>
           <w:ilvl w:val="0"/>
-          <w:numId w:val="64"/>
+          <w:numId w:val="94"/>
         </w:numPr>
       </w:pPr>
       <w:r>
@@ -465,7 +465,7 @@
         <w:t xml:space="preserve">USGS (2018)</w:t>
       </w:r>
       <w:r>
-        <w:t xml:space="preserve">. It is critical to note that the National Land Cover Database has identified three types of forests: Deciduous forests, evergreen forests, and mixed forests. To be labeled a forest, these regions’ trees must comprise more than 20% of the total vegetation cover. This definition of a forest differs from that of USDA’s Forest Inventory Analysis (FIA), which defines a forest as an area with at least 10% canopy cover and is for forestry use. As a result, the total acres of forest in California from FIA and NLCD are different, 19 million acres and 31 million acres, respectively. Additionally, in the NLCD dataset, there is no distinction between industrial private and non-industrial private forest lands.</w:t>
+        <w:t xml:space="preserve">. The National Land Cover Database identifies three forest types: deciduous forests, evergreen forests, and mixed forests. To be labeled a forest, these regions must have trees that comprise more than 20% of total vegetation cover. This definition differs from USDA’s Forest Inventory Analysis (FIA), which defines a forest as an area with at least 10% canopy cover and is used for forestry. As a result, the total acres of forest in California differ between FIA and NLCD: 19 million acres and 31 million acres, respectively. Additionally, the NLCD dataset does not distinguish between industrial private and non-industrial private forest lands.</w:t>
       </w:r>
     </w:p>
     <w:p>
@@ -473,7 +473,7 @@
         <w:pStyle w:val="ListParagraph"/>
         <w:numPr>
           <w:ilvl w:val="0"/>
-          <w:numId w:val="64"/>
+          <w:numId w:val="94"/>
         </w:numPr>
       </w:pPr>
       <w:r>
@@ -485,7 +485,7 @@
         <w:pStyle w:val="ListParagraph"/>
         <w:numPr>
           <w:ilvl w:val="0"/>
-          <w:numId w:val="64"/>
+          <w:numId w:val="94"/>
         </w:numPr>
       </w:pPr>
       <w:r>
@@ -502,7 +502,7 @@
     </w:p>
     <w:p>
       <w:r>
-        <w:t xml:space="preserve">This research has identified several critical insights that underscore the complex relationship between wildfire treatment needs and economic vulnerability in California. It has also provided a way to identify high-impact opportunity areas where financial assistance might have a greater socio-economic and environmental impact. Key findings include</w:t>
+        <w:t xml:space="preserve">This research has identified several critical insights that underscore the complex relationship between wildfire treatment needs and economic vulnerability in California. It also provides a way to identify high-impact opportunity areas where financial assistance could have greater socio-economic and environmental impact. Key findings include</w:t>
       </w:r>
     </w:p>
     <w:p>
@@ -510,7 +510,7 @@
         <w:pStyle w:val="ListParagraph"/>
         <w:numPr>
           <w:ilvl w:val="0"/>
-          <w:numId w:val="65"/>
+          <w:numId w:val="95"/>
         </w:numPr>
       </w:pPr>
       <w:r>
@@ -538,7 +538,7 @@
         <w:pStyle w:val="ListParagraph"/>
         <w:numPr>
           <w:ilvl w:val="0"/>
-          <w:numId w:val="65"/>
+          <w:numId w:val="95"/>
         </w:numPr>
       </w:pPr>
       <w:r>
@@ -560,7 +560,7 @@
         <w:pStyle w:val="ListParagraph"/>
         <w:numPr>
           <w:ilvl w:val="0"/>
-          <w:numId w:val="65"/>
+          <w:numId w:val="95"/>
         </w:numPr>
       </w:pPr>
       <w:r>
@@ -591,7 +591,7 @@
         <w:pStyle w:val="ListParagraph"/>
         <w:numPr>
           <w:ilvl w:val="0"/>
-          <w:numId w:val="65"/>
+          <w:numId w:val="95"/>
         </w:numPr>
       </w:pPr>
       <w:r>
@@ -602,7 +602,7 @@
         <w:t xml:space="preserve">Three of 58 counties make up half of treatable forests in Extreme Poverty Zones</w:t>
       </w:r>
       <w:r>
-        <w:t xml:space="preserve">. Mendocino, Humboldt, and Tehama have nearly 822,000 acres of private forest in Extreme Poverty lands requiring fuel reduction.</w:t>
+        <w:t xml:space="preserve">. Mendocino, Humboldt, and Tehama have nearly 822,000 acres of private forest in Extreme Poverty Zones that require fuel reduction.</w:t>
       </w:r>
     </w:p>
     <w:p>
@@ -610,7 +610,7 @@
         <w:pStyle w:val="ListParagraph"/>
         <w:numPr>
           <w:ilvl w:val="0"/>
-          <w:numId w:val="65"/>
+          <w:numId w:val="95"/>
         </w:numPr>
       </w:pPr>
       <w:r>
@@ -633,7 +633,7 @@
           <wp:inline distT="0" distB="0" distL="0" distR="0">
             <wp:extent cx="4000500" cy="2250281"/>
             <wp:effectExtent b="0" l="0" r="0" t="0"/>
-            <wp:docPr id="57" name="" descr="" title=""/>
+            <wp:docPr id="87" name="" descr="" title=""/>
             <wp:cNvGraphicFramePr>
               <a:graphicFrameLocks xmlns:a="http://schemas.openxmlformats.org/drawingml/2006/main" noChangeAspect="1"/>
             </wp:cNvGraphicFramePr>
@@ -1035,12 +1035,12 @@
     </w:p>
     <w:p>
       <w:r>
-        <w:t xml:space="preserve">The challenges California’s diverse ecosystems face are compounded by the increasing frequency and intensity of wildfires driven by climate change. Low-income communities have been disproportionately affected by wildfires, experiencing higher health and economic burdens. This research confirms that low-income and underserved communities comprise most of California’s fuel treatment needs but treat landscapes at rates that would take decades, if not centuries, to complete.</w:t>
-      </w:r>
-    </w:p>
-    <w:p>
-      <w:r>
-        <w:t xml:space="preserve">California can better safeguard its natural landscapes and most vulnerable populations by aligning wildfire treatment strategies with socio-economic resilience measures. Future studies and policy developments should prioritize these high-risk, high-need areas to foster a more equitable and effective approach to wildfire management and climate adaptation. Future research can delve deeper into granular information on the different treatment types across geographies, gather parcel-level data, and explore permitting, planning, and aggregation issues to conduct larger-scale fuel treatments in the state.</w:t>
+        <w:t xml:space="preserve">The challenges California’s diverse ecosystems face are compounded by increasingly frequent and intense climate-driven wildfires. Low-income communities have been disproportionately affected by wildfires, experiencing higher health and economic burdens. This research confirms that low-income and underserved communities comprise most of California’s fuel treatment needs but are treated at rates that would take decades, if not centuries, to complete.</w:t>
+      </w:r>
+    </w:p>
+    <w:p>
+      <w:r>
+        <w:t xml:space="preserve">California can better safeguard its natural landscapes and most vulnerable populations by aligning wildfire treatment strategies with socio-economic resilience measures. Future studies and policy developments should prioritize these high-risk, high-need areas to foster a more equitable and effective approach to wildfire management and climate adaptation. Future research can delve deeper into granular information on treatment types across geographies, gather parcel-level data, and explore permitting, planning, and aggregation issues to conduct larger-scale fuel treatments statewide.</w:t>
       </w:r>
     </w:p>
     <w:p>
@@ -3836,7 +3836,7 @@
       <w:r>
         <w:t xml:space="preserve">. California Forest Foundation. </w:t>
       </w:r>
-      <w:hyperlink w:history="1" r:id="rIdhrtph22kczymts3yj3d8r">
+      <w:hyperlink w:history="1" r:id="rIdnm16ymkklz4x1prza9v2p">
         <w:r>
           <w:rPr>
             <w:rStyle w:val="Hyperlink"/>
@@ -3869,7 +3869,7 @@
       <w:r>
         <w:t xml:space="preserve">(5). </w:t>
       </w:r>
-      <w:hyperlink w:history="1" r:id="rIdzy4qjaa3bfgctcon2kwoo">
+      <w:hyperlink w:history="1" r:id="rIdufxllwm3489n1msejr4wr">
         <w:r>
           <w:rPr>
             <w:rStyle w:val="Hyperlink"/>
@@ -3892,7 +3892,7 @@
       <w:r>
         <w:t xml:space="preserve">. Board of Forestry. </w:t>
       </w:r>
-      <w:hyperlink w:history="1" r:id="rIdk7u9lrwvorydp-b5q-njl">
+      <w:hyperlink w:history="1" r:id="rIdlvm9gwcso97--xakovnq-">
         <w:r>
           <w:rPr>
             <w:rStyle w:val="Hyperlink"/>
@@ -3915,7 +3915,7 @@
       <w:r>
         <w:t xml:space="preserve">. CAL FIRE. </w:t>
       </w:r>
-      <w:hyperlink w:history="1" r:id="rId5u39ihsgyrbgdf-s6h6-_">
+      <w:hyperlink w:history="1" r:id="rId8vobcyvrjq0tprmi0j1hj">
         <w:r>
           <w:rPr>
             <w:rStyle w:val="Hyperlink"/>
@@ -3938,7 +3938,7 @@
       <w:r>
         <w:t xml:space="preserve">. Scholars’ Bank. </w:t>
       </w:r>
-      <w:hyperlink w:history="1" r:id="rIdyftrowkuyyrucjs-xsrpo">
+      <w:hyperlink w:history="1" r:id="rId802vysyqotmxicgbemwrk">
         <w:r>
           <w:rPr>
             <w:rStyle w:val="Hyperlink"/>
@@ -3961,7 +3961,7 @@
       <w:r>
         <w:t xml:space="preserve">. </w:t>
       </w:r>
-      <w:hyperlink w:history="1" r:id="rId8v9n_jllnvjtuo02hfgfq">
+      <w:hyperlink w:history="1" r:id="rIdyepqtknjfeydvuxt3vq9l">
         <w:r>
           <w:rPr>
             <w:rStyle w:val="Hyperlink"/>
@@ -3984,7 +3984,7 @@
       <w:r>
         <w:t xml:space="preserve">. </w:t>
       </w:r>
-      <w:hyperlink w:history="1" r:id="rIdybhqyxqywpkwrcnasl-63">
+      <w:hyperlink w:history="1" r:id="rIdz8mqsdp8bghwg4bnrpnch">
         <w:r>
           <w:rPr>
             <w:rStyle w:val="Hyperlink"/>
@@ -4007,7 +4007,7 @@
       <w:r>
         <w:t xml:space="preserve">. </w:t>
       </w:r>
-      <w:hyperlink w:history="1" r:id="rIdnoacr8qzvmicgsxdyzilr">
+      <w:hyperlink w:history="1" r:id="rIdvnfe-974qutpgdlhxi9dn">
         <w:r>
           <w:rPr>
             <w:rStyle w:val="Hyperlink"/>
@@ -4030,7 +4030,7 @@
       <w:r>
         <w:t xml:space="preserve">. OEHHA. </w:t>
       </w:r>
-      <w:hyperlink w:history="1" r:id="rIdvamitxisqur_l8-q8tb-z">
+      <w:hyperlink w:history="1" r:id="rId8dnpbpxaznlurvrel2afa">
         <w:r>
           <w:rPr>
             <w:rStyle w:val="Hyperlink"/>
@@ -4053,7 +4053,7 @@
       <w:r>
         <w:t xml:space="preserve">. </w:t>
       </w:r>
-      <w:hyperlink w:history="1" r:id="rId2bfa6m5fybz28kvjrxlu1">
+      <w:hyperlink w:history="1" r:id="rIde2xfqsytbsufanin9ismo">
         <w:r>
           <w:rPr>
             <w:rStyle w:val="Hyperlink"/>
@@ -4076,7 +4076,7 @@
       <w:r>
         <w:t xml:space="preserve">. </w:t>
       </w:r>
-      <w:hyperlink w:history="1" r:id="rIddfaxxijbjos39hdmkljqr">
+      <w:hyperlink w:history="1" r:id="rId-2afmntzmnljdjwllypak">
         <w:r>
           <w:rPr>
             <w:rStyle w:val="Hyperlink"/>
@@ -4099,7 +4099,7 @@
       <w:r>
         <w:t xml:space="preserve">. USDA ERS. </w:t>
       </w:r>
-      <w:hyperlink w:history="1" r:id="rId0az9v3yvzxbmmzr87txzb">
+      <w:hyperlink w:history="1" r:id="rIde8svv9xkdmeibfu09qdi1">
         <w:r>
           <w:rPr>
             <w:rStyle w:val="Hyperlink"/>
@@ -4122,7 +4122,7 @@
       <w:r>
         <w:t xml:space="preserve">. USDA Climate Hubs. </w:t>
       </w:r>
-      <w:hyperlink w:history="1" r:id="rIddtkp8eksbvjc-o6zll95w">
+      <w:hyperlink w:history="1" r:id="rIdbdnd5ebd_p1nr50buwt9b">
         <w:r>
           <w:rPr>
             <w:rStyle w:val="Hyperlink"/>
@@ -4145,7 +4145,7 @@
       <w:r>
         <w:t xml:space="preserve">. USGS. </w:t>
       </w:r>
-      <w:hyperlink w:history="1" r:id="rId-ybezgnf5nmgl5mzevbzh">
+      <w:hyperlink w:history="1" r:id="rIdo76zgjpi6bprhbuflhoba">
         <w:r>
           <w:rPr>
             <w:rStyle w:val="Hyperlink"/>
@@ -4168,7 +4168,7 @@
       <w:r>
         <w:t xml:space="preserve">. California Wildfire. </w:t>
       </w:r>
-      <w:hyperlink w:history="1" r:id="rIdzfmvmyz7qajqhtymxpujb">
+      <w:hyperlink w:history="1" r:id="rIdhq5xmp0uedi6n2l2aimle">
         <w:r>
           <w:rPr>
             <w:rStyle w:val="Hyperlink"/>
@@ -4191,7 +4191,7 @@
       <w:r>
         <w:t xml:space="preserve">. California Wildfire &amp; Forest Resilience Task Force. </w:t>
       </w:r>
-      <w:hyperlink w:history="1" r:id="rIduyyjat-mp-u8ijmtn7ndu">
+      <w:hyperlink w:history="1" r:id="rIdifqdctu4gkl4zhj4dojfp">
         <w:r>
           <w:rPr>
             <w:rStyle w:val="Hyperlink"/>
@@ -4230,7 +4230,7 @@
         <wp:inline distT="0" distB="0" distL="0" distR="0">
           <wp:extent cx="608542" cy="105833"/>
           <wp:effectExtent b="0" l="0" r="0" t="0"/>
-          <wp:docPr id="58" name="" descr="" title=""/>
+          <wp:docPr id="88" name="" descr="" title=""/>
           <wp:cNvGraphicFramePr>
             <a:graphicFrameLocks xmlns:a="http://schemas.openxmlformats.org/drawingml/2006/main" noChangeAspect="1"/>
           </wp:cNvGraphicFramePr>
@@ -4312,7 +4312,7 @@
         <w:footnoteRef/>
       </w:r>
       <w:r>
-        <w:t xml:space="preserve">Fire hazard is fire damage (property damage) whereas fire experience is frequency of fires. Median income in communities that have had 6 or more fires since 1990 is $66,128 whereas those with 1-2 fires have a median income of $100,063 (Hino and Field).</w:t>
+        <w:t xml:space="preserve">Fire hazard is fire damage (property damage), whereas fire experience is the frequency of fires. Median income in communities that have had 6 or more fires since 1990 is $66,128, whereas those with 1-2 fires have a median income of $100,063 (Hino and Field).</w:t>
       </w:r>
     </w:p>
   </w:footnote>
@@ -4327,7 +4327,7 @@
       <w:r>
         <w:t xml:space="preserve">Utilized data from the Wildfire and Forest Resilience Task Force’s Beta Treatment Tracker </w:t>
       </w:r>
-      <w:hyperlink w:history="1" r:id="rIdakosop3pwwy6z-c6cygo3">
+      <w:hyperlink w:history="1" r:id="rIdatc6t4yglcwahwn-jtvjh">
         <w:r>
           <w:rPr>
             <w:rStyle w:val="Hyperlink"/>
@@ -4364,7 +4364,7 @@
 
 <file path=word/numbering.xml><?xml version="1.0" encoding="utf-8"?>
 <w:numbering xmlns:wpc="http://schemas.microsoft.com/office/word/2010/wordprocessingCanvas" xmlns:mc="http://schemas.openxmlformats.org/markup-compatibility/2006" xmlns:o="urn:schemas-microsoft-com:office:office" xmlns:r="http://schemas.openxmlformats.org/officeDocument/2006/relationships" xmlns:m="http://schemas.openxmlformats.org/officeDocument/2006/math" xmlns:v="urn:schemas-microsoft-com:vml" xmlns:wp14="http://schemas.microsoft.com/office/word/2010/wordprocessingDrawing" xmlns:wp="http://schemas.openxmlformats.org/drawingml/2006/wordprocessingDrawing" xmlns:w10="urn:schemas-microsoft-com:office:word" xmlns:w="http://schemas.openxmlformats.org/wordprocessingml/2006/main" xmlns:w14="http://schemas.microsoft.com/office/word/2010/wordml" xmlns:w15="http://schemas.microsoft.com/office/word/2012/wordml" xmlns:wpg="http://schemas.microsoft.com/office/word/2010/wordprocessingGroup" xmlns:wpi="http://schemas.microsoft.com/office/word/2010/wordprocessingInk" xmlns:wne="http://schemas.microsoft.com/office/word/2006/wordml" xmlns:wps="http://schemas.microsoft.com/office/word/2010/wordprocessingShape" mc:Ignorable="w14 w15 wp14">
-  <w:abstractNum w:abstractNumId="59" w15:restartNumberingAfterBreak="0">
+  <w:abstractNum w:abstractNumId="89" w15:restartNumberingAfterBreak="0">
     <w:multiLevelType w:val="hybridMultilevel"/>
     <w:lvl w:ilvl="0" w15:tentative="1">
       <w:start w:val="1"/>
@@ -4448,7 +4448,7 @@
       </w:pPr>
     </w:lvl>
   </w:abstractNum>
-  <w:abstractNum w:abstractNumId="60" w15:restartNumberingAfterBreak="0">
+  <w:abstractNum w:abstractNumId="90" w15:restartNumberingAfterBreak="0">
     <w:multiLevelType w:val="hybridMultilevel"/>
     <w:lvl w:ilvl="0" w15:tentative="1">
       <w:start w:val="1"/>
@@ -4532,7 +4532,7 @@
       </w:pPr>
     </w:lvl>
   </w:abstractNum>
-  <w:abstractNum w:abstractNumId="61" w15:restartNumberingAfterBreak="0">
+  <w:abstractNum w:abstractNumId="91" w15:restartNumberingAfterBreak="0">
     <w:multiLevelType w:val="hybridMultilevel"/>
     <w:lvl w:ilvl="0" w15:tentative="1">
       <w:start w:val="1"/>
@@ -4616,7 +4616,7 @@
       </w:pPr>
     </w:lvl>
   </w:abstractNum>
-  <w:abstractNum w:abstractNumId="62" w15:restartNumberingAfterBreak="0">
+  <w:abstractNum w:abstractNumId="92" w15:restartNumberingAfterBreak="0">
     <w:multiLevelType w:val="hybridMultilevel"/>
     <w:lvl w:ilvl="0" w15:tentative="1">
       <w:start w:val="1"/>
@@ -4701,25 +4701,25 @@
     </w:lvl>
   </w:abstractNum>
   <w:num w:numId="1">
-    <w:abstractNumId w:val="59"/>
+    <w:abstractNumId w:val="89"/>
     <w:lvlOverride w:ilvl="0">
       <w:startOverride w:val="1"/>
     </w:lvlOverride>
   </w:num>
-  <w:num w:numId="63">
-    <w:abstractNumId w:val="60"/>
+  <w:num w:numId="93">
+    <w:abstractNumId w:val="90"/>
     <w:lvlOverride w:ilvl="0">
       <w:startOverride w:val="1"/>
     </w:lvlOverride>
   </w:num>
-  <w:num w:numId="64">
-    <w:abstractNumId w:val="61"/>
+  <w:num w:numId="94">
+    <w:abstractNumId w:val="91"/>
     <w:lvlOverride w:ilvl="0">
       <w:startOverride w:val="1"/>
     </w:lvlOverride>
   </w:num>
-  <w:num w:numId="65">
-    <w:abstractNumId w:val="62"/>
+  <w:num w:numId="95">
+    <w:abstractNumId w:val="92"/>
     <w:lvlOverride w:ilvl="0">
       <w:startOverride w:val="1"/>
     </w:lvlOverride>
